--- a/Documentacao_Tecnica_Machine_Monitor.docx
+++ b/Documentacao_Tecnica_Machine_Monitor.docx
@@ -57,6 +57,84 @@
     </w:p>
     <w:p>
       <w:pPr>
+        <w:pStyle w:val="Heading1"/>
+      </w:pPr>
+      <w:r>
+        <w:t xml:space="preserve">10. Atualização — Versão 2.1 (Conexão TEX real por IP)</w:t>
+      </w:r>
+    </w:p>
+    <w:p>
+      <w:pPr>
+        <w:spacing w:after="140" w:line="276"/>
+      </w:pPr>
+      <w:r>
+        <w:t xml:space="preserve">Esta versão integra a conexão real com a bancada TEX (antes apenas simulada) à arquitetura do app e a torna multi-instância. Resumo das mudanças:</w:t>
+      </w:r>
+    </w:p>
+    <w:p>
+      <w:pPr>
+        <w:spacing w:after="80" w:line="276"/>
+        <w:ind w:left="284" w:hanging="170"/>
+      </w:pPr>
+      <w:r>
+        <w:t xml:space="preserve">•  Conexão TEX real por IP: a lógica verificada em campo, antes presa a um singleton global (TexG4), virou uma classe instanciável — cada bancada tem a sua conexão.</w:t>
+      </w:r>
+    </w:p>
+    <w:p>
+      <w:pPr>
+        <w:spacing w:after="80" w:line="276"/>
+        <w:ind w:left="284" w:hanging="170"/>
+      </w:pPr>
+      <w:r>
+        <w:t xml:space="preserve">•  Mapa de registradores verificado: o mapa hipotético foi substituído pela decodificação real (seção 4.7); models/tex_data.dart concentra a conversão dos 35 holding registers.</w:t>
+      </w:r>
+    </w:p>
+    <w:p>
+      <w:pPr>
+        <w:spacing w:after="80" w:line="276"/>
+        <w:ind w:left="284" w:hanging="170"/>
+      </w:pPr>
+      <w:r>
+        <w:t xml:space="preserve">•  Painel de setup no console TEX: a aba Operação ganhou seletores de BCD (escrito no CLP, registrador 2), câmara e testes por câmara. Câmara e testes são configuração local persistida por máquina.</w:t>
+      </w:r>
+    </w:p>
+    <w:p>
+      <w:pPr>
+        <w:spacing w:after="80" w:line="276"/>
+        <w:ind w:left="284" w:hanging="170"/>
+      </w:pPr>
+      <w:r>
+        <w:t xml:space="preserve">•  Cadastro por IP com nome sugerido: ao cadastrar uma TEX, o app sugere o nome “TEX N” (editável) e impede IP duplicado.</w:t>
+      </w:r>
+    </w:p>
+    <w:p>
+      <w:pPr>
+        <w:spacing w:after="80" w:line="276"/>
+        <w:ind w:left="284" w:hanging="170"/>
+      </w:pPr>
+      <w:r>
+        <w:t xml:space="preserve">•  Modbus real por padrão: AppConfig.useRealModbus passou a true.</w:t>
+      </w:r>
+    </w:p>
+    <w:p>
+      <w:pPr>
+        <w:spacing w:after="80" w:line="276"/>
+        <w:ind w:left="284" w:hanging="170"/>
+      </w:pPr>
+      <w:r>
+        <w:t xml:space="preserve">•  Limpeza: removidos arquivos do sandbox que não compilavam ou não eram usados (testeTex.dart, cópia duplicada de modbus_client_tcp.dart, app_inovance_ihm.dart, robot_inovance.dart).</w:t>
+      </w:r>
+    </w:p>
+    <w:p>
+      <w:pPr>
+        <w:spacing w:after="140" w:line="276"/>
+      </w:pPr>
+      <w:r>
+        <w:t xml:space="preserve">Arquivos acrescentados: models/tex_data.dart, models/tex_setup.dart, services/tex/tex_g4.dart e widgets/tex/tex_stepper.dart.</w:t>
+      </w:r>
+    </w:p>
+    <w:p>
+      <w:pPr>
         <w:pBdr>
           <w:top w:val="single" w:color="00697A" w:sz="8" w:space="8"/>
         </w:pBdr>
@@ -108,7 +186,7 @@
           <w:sz w:val="20"/>
           <w:szCs w:val="20"/>
         </w:rPr>
-        <w:t xml:space="preserve">Versão 2.0  ·  Flutter / Dart  ·  Modbus TCP/IP</w:t>
+        <w:t xml:space="preserve">Versão 2.1  ·  Flutter / Dart  ·  Modbus TCP/IP</w:t>
       </w:r>
     </w:p>
     <w:p>
@@ -2974,7 +3052,7 @@
                 <w:sz w:val="18"/>
                 <w:szCs w:val="18"/>
               </w:rPr>
-              <w:t xml:space="preserve">│   │   ├── tex_register_map.dart   Contrato de endereços Modbus da TEX.</w:t>
+              <w:t xml:space="preserve">│   │   ├── tex_register_map.dart   Tradução de TexData para a UI (bits, status, resultado).</w:t>
             </w:r>
           </w:p>
           <w:p>
@@ -5738,19 +5816,15 @@
         <w:spacing w:after="140" w:line="276"/>
       </w:pPr>
       <w:r>
-        <w:t xml:space="preserve">O app original da TEX só tinha simulação e nunca leu um CLP. O arquivo </w:t>
-      </w:r>
-      <w:r>
-        <w:rPr>
-          <w:rFonts w:ascii="Consolas" w:cs="Consolas" w:eastAsia="Consolas" w:hAnsi="Consolas"/>
-          <w:color w:val="1A2733"/>
-          <w:sz w:val="19"/>
-          <w:szCs w:val="19"/>
-        </w:rPr>
-        <w:t xml:space="preserve">tex_register_map.dart</w:t>
-      </w:r>
-      <w:r>
-        <w:t xml:space="preserve"> é o contrato de integração criado na unificação: descreve onde cada grandeza mora. Os endereços devem ser ajustados conforme a programação real do CLP.</w:t>
+        <w:t xml:space="preserve">Diferente das versões anteriores — em que o mapa da TEX era apenas um contrato hipotético, pois o app nunca havia lido um CLP — este mapa foi verificado contra o equipamento físico (TEX “Anel Hídrico”). A decodificação dos registradores vive em models/tex_data.dart (função registersToTexData); a tradução para a interface fica em services/tex/tex_register_map.dart.</w:t>
+      </w:r>
+    </w:p>
+    <w:p>
+      <w:pPr>
+        <w:spacing w:after="140" w:line="276"/>
+      </w:pPr>
+      <w:r>
+        <w:t xml:space="preserve">A fonte real lê continuamente um bloco de 35 holding registers a partir do endereço 0. Os registradores chegam crus (sem byte-swap); os valores de ponto flutuante são remontados em little-endian a partir de dois registradores de 16 bits (palavra baixa primeiro).</w:t>
       </w:r>
     </w:p>
     <w:p>
@@ -5762,10 +5836,10 @@
           <w:b/>
           <w:bCs/>
         </w:rPr>
-        <w:t xml:space="preserve">Valores lidos </w:t>
-      </w:r>
-      <w:r>
-        <w:t xml:space="preserve">(LW / holding registers):</w:t>
+        <w:t xml:space="preserve">Leitura </w:t>
+      </w:r>
+      <w:r>
+        <w:t xml:space="preserve">(holding registers, a partir do endereço 0):</w:t>
       </w:r>
     </w:p>
     <w:tbl>
@@ -5781,8 +5855,8 @@
         </w:tblBorders>
       </w:tblPr>
       <w:tblGrid>
-        <w:gridCol w:w="1700"/>
-        <w:gridCol w:w="4000"/>
+        <w:gridCol w:w="1400"/>
+        <w:gridCol w:w="4300"/>
         <w:gridCol w:w="3660"/>
       </w:tblGrid>
       <w:tr>
@@ -5791,7 +5865,7 @@
         </w:trPr>
         <w:tc>
           <w:tcPr>
-            <w:tcW w:type="dxa" w:w="1700"/>
+            <w:tcW w:type="dxa" w:w="1400"/>
             <w:tcBorders>
               <w:top w:val="single" w:color="C9D4E0" w:sz="2"/>
               <w:left w:val="single" w:color="C9D4E0" w:sz="2"/>
@@ -5825,7 +5899,7 @@
         </w:tc>
         <w:tc>
           <w:tcPr>
-            <w:tcW w:type="dxa" w:w="4000"/>
+            <w:tcW w:type="dxa" w:w="4300"/>
             <w:tcBorders>
               <w:top w:val="single" w:color="C9D4E0" w:sz="2"/>
               <w:left w:val="single" w:color="C9D4E0" w:sz="2"/>
@@ -5887,7 +5961,7 @@
                 <w:sz w:val="19"/>
                 <w:szCs w:val="19"/>
               </w:rPr>
-              <w:t xml:space="preserve">Escala</w:t>
+              <w:t xml:space="preserve">Escala / Observação</w:t>
             </w:r>
           </w:p>
         </w:tc>
@@ -5895,7 +5969,7 @@
       <w:tr>
         <w:tc>
           <w:tcPr>
-            <w:tcW w:type="dxa" w:w="1700"/>
+            <w:tcW w:type="dxa" w:w="1400"/>
             <w:tcBorders>
               <w:top w:val="single" w:color="C9D4E0" w:sz="2"/>
               <w:left w:val="single" w:color="C9D4E0" w:sz="2"/>
@@ -5925,31 +5999,31 @@
         </w:tc>
         <w:tc>
           <w:tcPr>
-            <w:tcW w:type="dxa" w:w="4000"/>
-            <w:tcBorders>
-              <w:top w:val="single" w:color="C9D4E0" w:sz="2"/>
-              <w:left w:val="single" w:color="C9D4E0" w:sz="2"/>
-              <w:bottom w:val="single" w:color="C9D4E0" w:sz="2"/>
-              <w:right w:val="single" w:color="C9D4E0" w:sz="2"/>
-            </w:tcBorders>
-            <w:tcMar>
-              <w:top w:type="dxa" w:w="70"/>
-              <w:left w:type="dxa" w:w="110"/>
-              <w:bottom w:type="dxa" w:w="70"/>
-              <w:right w:type="dxa" w:w="110"/>
-            </w:tcMar>
-            <w:vAlign w:val="center"/>
-          </w:tcPr>
-          <w:p>
-            <w:pPr>
-              <w:spacing w:after="0" w:line="250"/>
-            </w:pPr>
-            <w:r>
-              <w:rPr>
-                <w:sz w:val="19"/>
-                <w:szCs w:val="19"/>
-              </w:rPr>
-              <w:t xml:space="preserve">Fase do ciclo</w:t>
+            <w:tcW w:type="dxa" w:w="4300"/>
+            <w:tcBorders>
+              <w:top w:val="single" w:color="C9D4E0" w:sz="2"/>
+              <w:left w:val="single" w:color="C9D4E0" w:sz="2"/>
+              <w:bottom w:val="single" w:color="C9D4E0" w:sz="2"/>
+              <w:right w:val="single" w:color="C9D4E0" w:sz="2"/>
+            </w:tcBorders>
+            <w:tcMar>
+              <w:top w:type="dxa" w:w="70"/>
+              <w:left w:type="dxa" w:w="110"/>
+              <w:bottom w:type="dxa" w:w="70"/>
+              <w:right w:type="dxa" w:w="110"/>
+            </w:tcMar>
+            <w:vAlign w:val="center"/>
+          </w:tcPr>
+          <w:p>
+            <w:pPr>
+              <w:spacing w:after="0" w:line="250"/>
+            </w:pPr>
+            <w:r>
+              <w:rPr>
+                <w:sz w:val="19"/>
+                <w:szCs w:val="19"/>
+              </w:rPr>
+              <w:t xml:space="preserve">Controle (control)</w:t>
             </w:r>
           </w:p>
         </w:tc>
@@ -5979,7 +6053,7 @@
                 <w:sz w:val="19"/>
                 <w:szCs w:val="19"/>
               </w:rPr>
-              <w:t xml:space="preserve">0=parado,1=enchimento,2=equalização,3=estabilização,4=medição,5=escape,6=resultado.</w:t>
+              <w:t xml:space="preserve">Bitfield de controle; recebe os comandos.</w:t>
             </w:r>
           </w:p>
         </w:tc>
@@ -5987,14 +6061,13 @@
       <w:tr>
         <w:tc>
           <w:tcPr>
-            <w:tcW w:type="dxa" w:w="1700"/>
-            <w:tcBorders>
-              <w:top w:val="single" w:color="C9D4E0" w:sz="2"/>
-              <w:left w:val="single" w:color="C9D4E0" w:sz="2"/>
-              <w:bottom w:val="single" w:color="C9D4E0" w:sz="2"/>
-              <w:right w:val="single" w:color="C9D4E0" w:sz="2"/>
-            </w:tcBorders>
-            <w:shd w:fill="EAF0F7" w:val="clear"/>
+            <w:tcW w:type="dxa" w:w="1400"/>
+            <w:tcBorders>
+              <w:top w:val="single" w:color="C9D4E0" w:sz="2"/>
+              <w:left w:val="single" w:color="C9D4E0" w:sz="2"/>
+              <w:bottom w:val="single" w:color="C9D4E0" w:sz="2"/>
+              <w:right w:val="single" w:color="C9D4E0" w:sz="2"/>
+            </w:tcBorders>
             <w:tcMar>
               <w:top w:type="dxa" w:w="70"/>
               <w:left w:type="dxa" w:w="110"/>
@@ -6018,32 +6091,31 @@
         </w:tc>
         <w:tc>
           <w:tcPr>
-            <w:tcW w:type="dxa" w:w="4000"/>
-            <w:tcBorders>
-              <w:top w:val="single" w:color="C9D4E0" w:sz="2"/>
-              <w:left w:val="single" w:color="C9D4E0" w:sz="2"/>
-              <w:bottom w:val="single" w:color="C9D4E0" w:sz="2"/>
-              <w:right w:val="single" w:color="C9D4E0" w:sz="2"/>
-            </w:tcBorders>
-            <w:shd w:fill="EAF0F7" w:val="clear"/>
-            <w:tcMar>
-              <w:top w:type="dxa" w:w="70"/>
-              <w:left w:type="dxa" w:w="110"/>
-              <w:bottom w:type="dxa" w:w="70"/>
-              <w:right w:type="dxa" w:w="110"/>
-            </w:tcMar>
-            <w:vAlign w:val="center"/>
-          </w:tcPr>
-          <w:p>
-            <w:pPr>
-              <w:spacing w:after="0" w:line="250"/>
-            </w:pPr>
-            <w:r>
-              <w:rPr>
-                <w:sz w:val="19"/>
-                <w:szCs w:val="19"/>
-              </w:rPr>
-              <w:t xml:space="preserve">Pressão atual</w:t>
+            <w:tcW w:type="dxa" w:w="4300"/>
+            <w:tcBorders>
+              <w:top w:val="single" w:color="C9D4E0" w:sz="2"/>
+              <w:left w:val="single" w:color="C9D4E0" w:sz="2"/>
+              <w:bottom w:val="single" w:color="C9D4E0" w:sz="2"/>
+              <w:right w:val="single" w:color="C9D4E0" w:sz="2"/>
+            </w:tcBorders>
+            <w:tcMar>
+              <w:top w:type="dxa" w:w="70"/>
+              <w:left w:type="dxa" w:w="110"/>
+              <w:bottom w:type="dxa" w:w="70"/>
+              <w:right w:type="dxa" w:w="110"/>
+            </w:tcMar>
+            <w:vAlign w:val="center"/>
+          </w:tcPr>
+          <w:p>
+            <w:pPr>
+              <w:spacing w:after="0" w:line="250"/>
+            </w:pPr>
+            <w:r>
+              <w:rPr>
+                <w:sz w:val="19"/>
+                <w:szCs w:val="19"/>
+              </w:rPr>
+              <w:t xml:space="preserve">Saídas digitais</w:t>
             </w:r>
           </w:p>
         </w:tc>
@@ -6056,25 +6128,24 @@
               <w:bottom w:val="single" w:color="C9D4E0" w:sz="2"/>
               <w:right w:val="single" w:color="C9D4E0" w:sz="2"/>
             </w:tcBorders>
-            <w:shd w:fill="EAF0F7" w:val="clear"/>
-            <w:tcMar>
-              <w:top w:type="dxa" w:w="70"/>
-              <w:left w:type="dxa" w:w="110"/>
-              <w:bottom w:type="dxa" w:w="70"/>
-              <w:right w:type="dxa" w:w="110"/>
-            </w:tcMar>
-            <w:vAlign w:val="center"/>
-          </w:tcPr>
-          <w:p>
-            <w:pPr>
-              <w:spacing w:after="0" w:line="250"/>
-            </w:pPr>
-            <w:r>
-              <w:rPr>
-                <w:sz w:val="19"/>
-                <w:szCs w:val="19"/>
-              </w:rPr>
-              <w:t xml:space="preserve">× 1000 (999 → 0,999 bar).</w:t>
+            <w:tcMar>
+              <w:top w:type="dxa" w:w="70"/>
+              <w:left w:type="dxa" w:w="110"/>
+              <w:bottom w:type="dxa" w:w="70"/>
+              <w:right w:type="dxa" w:w="110"/>
+            </w:tcMar>
+            <w:vAlign w:val="center"/>
+          </w:tcPr>
+          <w:p>
+            <w:pPr>
+              <w:spacing w:after="0" w:line="250"/>
+            </w:pPr>
+            <w:r>
+              <w:rPr>
+                <w:sz w:val="19"/>
+                <w:szCs w:val="19"/>
+              </w:rPr>
+              <w:t xml:space="preserve">Bitfield — bit 1 APROVA, bit 2 REPROVA, bit 7 BUSY.</w:t>
             </w:r>
           </w:p>
         </w:tc>
@@ -6082,7 +6153,7 @@
       <w:tr>
         <w:tc>
           <w:tcPr>
-            <w:tcW w:type="dxa" w:w="1700"/>
+            <w:tcW w:type="dxa" w:w="1400"/>
             <w:tcBorders>
               <w:top w:val="single" w:color="C9D4E0" w:sz="2"/>
               <w:left w:val="single" w:color="C9D4E0" w:sz="2"/>
@@ -6112,31 +6183,31 @@
         </w:tc>
         <w:tc>
           <w:tcPr>
-            <w:tcW w:type="dxa" w:w="4000"/>
-            <w:tcBorders>
-              <w:top w:val="single" w:color="C9D4E0" w:sz="2"/>
-              <w:left w:val="single" w:color="C9D4E0" w:sz="2"/>
-              <w:bottom w:val="single" w:color="C9D4E0" w:sz="2"/>
-              <w:right w:val="single" w:color="C9D4E0" w:sz="2"/>
-            </w:tcBorders>
-            <w:tcMar>
-              <w:top w:type="dxa" w:w="70"/>
-              <w:left w:type="dxa" w:w="110"/>
-              <w:bottom w:type="dxa" w:w="70"/>
-              <w:right w:type="dxa" w:w="110"/>
-            </w:tcMar>
-            <w:vAlign w:val="center"/>
-          </w:tcPr>
-          <w:p>
-            <w:pPr>
-              <w:spacing w:after="0" w:line="250"/>
-            </w:pPr>
-            <w:r>
-              <w:rPr>
-                <w:sz w:val="19"/>
-                <w:szCs w:val="19"/>
-              </w:rPr>
-              <w:t xml:space="preserve">Vazamento</w:t>
+            <w:tcW w:type="dxa" w:w="4300"/>
+            <w:tcBorders>
+              <w:top w:val="single" w:color="C9D4E0" w:sz="2"/>
+              <w:left w:val="single" w:color="C9D4E0" w:sz="2"/>
+              <w:bottom w:val="single" w:color="C9D4E0" w:sz="2"/>
+              <w:right w:val="single" w:color="C9D4E0" w:sz="2"/>
+            </w:tcBorders>
+            <w:tcMar>
+              <w:top w:type="dxa" w:w="70"/>
+              <w:left w:type="dxa" w:w="110"/>
+              <w:bottom w:type="dxa" w:w="70"/>
+              <w:right w:type="dxa" w:w="110"/>
+            </w:tcMar>
+            <w:vAlign w:val="center"/>
+          </w:tcPr>
+          <w:p>
+            <w:pPr>
+              <w:spacing w:after="0" w:line="250"/>
+            </w:pPr>
+            <w:r>
+              <w:rPr>
+                <w:sz w:val="19"/>
+                <w:szCs w:val="19"/>
+              </w:rPr>
+              <w:t xml:space="preserve">BCD</w:t>
             </w:r>
           </w:p>
         </w:tc>
@@ -6166,7 +6237,7 @@
                 <w:sz w:val="19"/>
                 <w:szCs w:val="19"/>
               </w:rPr>
-              <w:t xml:space="preserve">× 1000.</w:t>
+              <w:t xml:space="preserve">Código BCD selecionado (também escrito pelo operador).</w:t>
             </w:r>
           </w:p>
         </w:tc>
@@ -6174,14 +6245,13 @@
       <w:tr>
         <w:tc>
           <w:tcPr>
-            <w:tcW w:type="dxa" w:w="1700"/>
-            <w:tcBorders>
-              <w:top w:val="single" w:color="C9D4E0" w:sz="2"/>
-              <w:left w:val="single" w:color="C9D4E0" w:sz="2"/>
-              <w:bottom w:val="single" w:color="C9D4E0" w:sz="2"/>
-              <w:right w:val="single" w:color="C9D4E0" w:sz="2"/>
-            </w:tcBorders>
-            <w:shd w:fill="EAF0F7" w:val="clear"/>
+            <w:tcW w:type="dxa" w:w="1400"/>
+            <w:tcBorders>
+              <w:top w:val="single" w:color="C9D4E0" w:sz="2"/>
+              <w:left w:val="single" w:color="C9D4E0" w:sz="2"/>
+              <w:bottom w:val="single" w:color="C9D4E0" w:sz="2"/>
+              <w:right w:val="single" w:color="C9D4E0" w:sz="2"/>
+            </w:tcBorders>
             <w:tcMar>
               <w:top w:type="dxa" w:w="70"/>
               <w:left w:type="dxa" w:w="110"/>
@@ -6205,32 +6275,31 @@
         </w:tc>
         <w:tc>
           <w:tcPr>
-            <w:tcW w:type="dxa" w:w="4000"/>
-            <w:tcBorders>
-              <w:top w:val="single" w:color="C9D4E0" w:sz="2"/>
-              <w:left w:val="single" w:color="C9D4E0" w:sz="2"/>
-              <w:bottom w:val="single" w:color="C9D4E0" w:sz="2"/>
-              <w:right w:val="single" w:color="C9D4E0" w:sz="2"/>
-            </w:tcBorders>
-            <w:shd w:fill="EAF0F7" w:val="clear"/>
-            <w:tcMar>
-              <w:top w:type="dxa" w:w="70"/>
-              <w:left w:type="dxa" w:w="110"/>
-              <w:bottom w:type="dxa" w:w="70"/>
-              <w:right w:type="dxa" w:w="110"/>
-            </w:tcMar>
-            <w:vAlign w:val="center"/>
-          </w:tcPr>
-          <w:p>
-            <w:pPr>
-              <w:spacing w:after="0" w:line="250"/>
-            </w:pPr>
-            <w:r>
-              <w:rPr>
-                <w:sz w:val="19"/>
-                <w:szCs w:val="19"/>
-              </w:rPr>
-              <w:t xml:space="preserve">Progresso do ciclo</w:t>
+            <w:tcW w:type="dxa" w:w="4300"/>
+            <w:tcBorders>
+              <w:top w:val="single" w:color="C9D4E0" w:sz="2"/>
+              <w:left w:val="single" w:color="C9D4E0" w:sz="2"/>
+              <w:bottom w:val="single" w:color="C9D4E0" w:sz="2"/>
+              <w:right w:val="single" w:color="C9D4E0" w:sz="2"/>
+            </w:tcBorders>
+            <w:tcMar>
+              <w:top w:type="dxa" w:w="70"/>
+              <w:left w:type="dxa" w:w="110"/>
+              <w:bottom w:type="dxa" w:w="70"/>
+              <w:right w:type="dxa" w:w="110"/>
+            </w:tcMar>
+            <w:vAlign w:val="center"/>
+          </w:tcPr>
+          <w:p>
+            <w:pPr>
+              <w:spacing w:after="0" w:line="250"/>
+            </w:pPr>
+            <w:r>
+              <w:rPr>
+                <w:sz w:val="19"/>
+                <w:szCs w:val="19"/>
+              </w:rPr>
+              <w:t xml:space="preserve">Saídas auxiliares (output plus)</w:t>
             </w:r>
           </w:p>
         </w:tc>
@@ -6243,25 +6312,24 @@
               <w:bottom w:val="single" w:color="C9D4E0" w:sz="2"/>
               <w:right w:val="single" w:color="C9D4E0" w:sz="2"/>
             </w:tcBorders>
-            <w:shd w:fill="EAF0F7" w:val="clear"/>
-            <w:tcMar>
-              <w:top w:type="dxa" w:w="70"/>
-              <w:left w:type="dxa" w:w="110"/>
-              <w:bottom w:type="dxa" w:w="70"/>
-              <w:right w:type="dxa" w:w="110"/>
-            </w:tcMar>
-            <w:vAlign w:val="center"/>
-          </w:tcPr>
-          <w:p>
-            <w:pPr>
-              <w:spacing w:after="0" w:line="250"/>
-            </w:pPr>
-            <w:r>
-              <w:rPr>
-                <w:sz w:val="19"/>
-                <w:szCs w:val="19"/>
-              </w:rPr>
-              <w:t xml:space="preserve">0–100 (%).</w:t>
+            <w:tcMar>
+              <w:top w:type="dxa" w:w="70"/>
+              <w:left w:type="dxa" w:w="110"/>
+              <w:bottom w:type="dxa" w:w="70"/>
+              <w:right w:type="dxa" w:w="110"/>
+            </w:tcMar>
+            <w:vAlign w:val="center"/>
+          </w:tcPr>
+          <w:p>
+            <w:pPr>
+              <w:spacing w:after="0" w:line="250"/>
+            </w:pPr>
+            <w:r>
+              <w:rPr>
+                <w:sz w:val="19"/>
+                <w:szCs w:val="19"/>
+              </w:rPr>
+              <w:t xml:space="preserve">Bitfield complementar.</w:t>
             </w:r>
           </w:p>
         </w:tc>
@@ -6269,61 +6337,61 @@
       <w:tr>
         <w:tc>
           <w:tcPr>
-            <w:tcW w:type="dxa" w:w="1700"/>
-            <w:tcBorders>
-              <w:top w:val="single" w:color="C9D4E0" w:sz="2"/>
-              <w:left w:val="single" w:color="C9D4E0" w:sz="2"/>
-              <w:bottom w:val="single" w:color="C9D4E0" w:sz="2"/>
-              <w:right w:val="single" w:color="C9D4E0" w:sz="2"/>
-            </w:tcBorders>
-            <w:tcMar>
-              <w:top w:type="dxa" w:w="70"/>
-              <w:left w:type="dxa" w:w="110"/>
-              <w:bottom w:type="dxa" w:w="70"/>
-              <w:right w:type="dxa" w:w="110"/>
-            </w:tcMar>
-            <w:vAlign w:val="center"/>
-          </w:tcPr>
-          <w:p>
-            <w:pPr>
-              <w:spacing w:after="0" w:line="250"/>
-            </w:pPr>
-            <w:r>
-              <w:rPr>
-                <w:sz w:val="19"/>
-                <w:szCs w:val="19"/>
-              </w:rPr>
-              <w:t xml:space="preserve">4</w:t>
-            </w:r>
-          </w:p>
-        </w:tc>
-        <w:tc>
-          <w:tcPr>
-            <w:tcW w:type="dxa" w:w="4000"/>
-            <w:tcBorders>
-              <w:top w:val="single" w:color="C9D4E0" w:sz="2"/>
-              <w:left w:val="single" w:color="C9D4E0" w:sz="2"/>
-              <w:bottom w:val="single" w:color="C9D4E0" w:sz="2"/>
-              <w:right w:val="single" w:color="C9D4E0" w:sz="2"/>
-            </w:tcBorders>
-            <w:tcMar>
-              <w:top w:type="dxa" w:w="70"/>
-              <w:left w:type="dxa" w:w="110"/>
-              <w:bottom w:type="dxa" w:w="70"/>
-              <w:right w:type="dxa" w:w="110"/>
-            </w:tcMar>
-            <w:vAlign w:val="center"/>
-          </w:tcPr>
-          <w:p>
-            <w:pPr>
-              <w:spacing w:after="0" w:line="250"/>
-            </w:pPr>
-            <w:r>
-              <w:rPr>
-                <w:sz w:val="19"/>
-                <w:szCs w:val="19"/>
-              </w:rPr>
-              <w:t xml:space="preserve">Tempo na fase</w:t>
+            <w:tcW w:type="dxa" w:w="1400"/>
+            <w:tcBorders>
+              <w:top w:val="single" w:color="C9D4E0" w:sz="2"/>
+              <w:left w:val="single" w:color="C9D4E0" w:sz="2"/>
+              <w:bottom w:val="single" w:color="C9D4E0" w:sz="2"/>
+              <w:right w:val="single" w:color="C9D4E0" w:sz="2"/>
+            </w:tcBorders>
+            <w:tcMar>
+              <w:top w:type="dxa" w:w="70"/>
+              <w:left w:type="dxa" w:w="110"/>
+              <w:bottom w:type="dxa" w:w="70"/>
+              <w:right w:type="dxa" w:w="110"/>
+            </w:tcMar>
+            <w:vAlign w:val="center"/>
+          </w:tcPr>
+          <w:p>
+            <w:pPr>
+              <w:spacing w:after="0" w:line="250"/>
+            </w:pPr>
+            <w:r>
+              <w:rPr>
+                <w:sz w:val="19"/>
+                <w:szCs w:val="19"/>
+              </w:rPr>
+              <w:t xml:space="preserve">4–5</w:t>
+            </w:r>
+          </w:p>
+        </w:tc>
+        <w:tc>
+          <w:tcPr>
+            <w:tcW w:type="dxa" w:w="4300"/>
+            <w:tcBorders>
+              <w:top w:val="single" w:color="C9D4E0" w:sz="2"/>
+              <w:left w:val="single" w:color="C9D4E0" w:sz="2"/>
+              <w:bottom w:val="single" w:color="C9D4E0" w:sz="2"/>
+              <w:right w:val="single" w:color="C9D4E0" w:sz="2"/>
+            </w:tcBorders>
+            <w:tcMar>
+              <w:top w:type="dxa" w:w="70"/>
+              <w:left w:type="dxa" w:w="110"/>
+              <w:bottom w:type="dxa" w:w="70"/>
+              <w:right w:type="dxa" w:w="110"/>
+            </w:tcMar>
+            <w:vAlign w:val="center"/>
+          </w:tcPr>
+          <w:p>
+            <w:pPr>
+              <w:spacing w:after="0" w:line="250"/>
+            </w:pPr>
+            <w:r>
+              <w:rPr>
+                <w:sz w:val="19"/>
+                <w:szCs w:val="19"/>
+              </w:rPr>
+              <w:t xml:space="preserve">Tempo de teste (INT32)</w:t>
             </w:r>
           </w:p>
         </w:tc>
@@ -6353,7 +6421,7 @@
                 <w:sz w:val="19"/>
                 <w:szCs w:val="19"/>
               </w:rPr>
-              <w:t xml:space="preserve">× 10 (35 → 3,5 s).</w:t>
+              <w:t xml:space="preserve">Palavra baixa em 4, alta em 5; ÷10 → segundos.</w:t>
             </w:r>
           </w:p>
         </w:tc>
@@ -6361,63 +6429,61 @@
       <w:tr>
         <w:tc>
           <w:tcPr>
-            <w:tcW w:type="dxa" w:w="1700"/>
-            <w:tcBorders>
-              <w:top w:val="single" w:color="C9D4E0" w:sz="2"/>
-              <w:left w:val="single" w:color="C9D4E0" w:sz="2"/>
-              <w:bottom w:val="single" w:color="C9D4E0" w:sz="2"/>
-              <w:right w:val="single" w:color="C9D4E0" w:sz="2"/>
-            </w:tcBorders>
-            <w:shd w:fill="EAF0F7" w:val="clear"/>
-            <w:tcMar>
-              <w:top w:type="dxa" w:w="70"/>
-              <w:left w:type="dxa" w:w="110"/>
-              <w:bottom w:type="dxa" w:w="70"/>
-              <w:right w:type="dxa" w:w="110"/>
-            </w:tcMar>
-            <w:vAlign w:val="center"/>
-          </w:tcPr>
-          <w:p>
-            <w:pPr>
-              <w:spacing w:after="0" w:line="250"/>
-            </w:pPr>
-            <w:r>
-              <w:rPr>
-                <w:sz w:val="19"/>
-                <w:szCs w:val="19"/>
-              </w:rPr>
-              <w:t xml:space="preserve">5 e 6</w:t>
-            </w:r>
-          </w:p>
-        </w:tc>
-        <w:tc>
-          <w:tcPr>
-            <w:tcW w:type="dxa" w:w="4000"/>
-            <w:tcBorders>
-              <w:top w:val="single" w:color="C9D4E0" w:sz="2"/>
-              <w:left w:val="single" w:color="C9D4E0" w:sz="2"/>
-              <w:bottom w:val="single" w:color="C9D4E0" w:sz="2"/>
-              <w:right w:val="single" w:color="C9D4E0" w:sz="2"/>
-            </w:tcBorders>
-            <w:shd w:fill="EAF0F7" w:val="clear"/>
-            <w:tcMar>
-              <w:top w:type="dxa" w:w="70"/>
-              <w:left w:type="dxa" w:w="110"/>
-              <w:bottom w:type="dxa" w:w="70"/>
-              <w:right w:type="dxa" w:w="110"/>
-            </w:tcMar>
-            <w:vAlign w:val="center"/>
-          </w:tcPr>
-          <w:p>
-            <w:pPr>
-              <w:spacing w:after="0" w:line="250"/>
-            </w:pPr>
-            <w:r>
-              <w:rPr>
-                <w:sz w:val="19"/>
-                <w:szCs w:val="19"/>
-              </w:rPr>
-              <w:t xml:space="preserve">Câmara atual e total</w:t>
+            <w:tcW w:type="dxa" w:w="1400"/>
+            <w:tcBorders>
+              <w:top w:val="single" w:color="C9D4E0" w:sz="2"/>
+              <w:left w:val="single" w:color="C9D4E0" w:sz="2"/>
+              <w:bottom w:val="single" w:color="C9D4E0" w:sz="2"/>
+              <w:right w:val="single" w:color="C9D4E0" w:sz="2"/>
+            </w:tcBorders>
+            <w:tcMar>
+              <w:top w:type="dxa" w:w="70"/>
+              <w:left w:type="dxa" w:w="110"/>
+              <w:bottom w:type="dxa" w:w="70"/>
+              <w:right w:type="dxa" w:w="110"/>
+            </w:tcMar>
+            <w:vAlign w:val="center"/>
+          </w:tcPr>
+          <w:p>
+            <w:pPr>
+              <w:spacing w:after="0" w:line="250"/>
+            </w:pPr>
+            <w:r>
+              <w:rPr>
+                <w:sz w:val="19"/>
+                <w:szCs w:val="19"/>
+              </w:rPr>
+              <w:t xml:space="preserve">9–10</w:t>
+            </w:r>
+          </w:p>
+        </w:tc>
+        <w:tc>
+          <w:tcPr>
+            <w:tcW w:type="dxa" w:w="4300"/>
+            <w:tcBorders>
+              <w:top w:val="single" w:color="C9D4E0" w:sz="2"/>
+              <w:left w:val="single" w:color="C9D4E0" w:sz="2"/>
+              <w:bottom w:val="single" w:color="C9D4E0" w:sz="2"/>
+              <w:right w:val="single" w:color="C9D4E0" w:sz="2"/>
+            </w:tcBorders>
+            <w:tcMar>
+              <w:top w:type="dxa" w:w="70"/>
+              <w:left w:type="dxa" w:w="110"/>
+              <w:bottom w:type="dxa" w:w="70"/>
+              <w:right w:type="dxa" w:w="110"/>
+            </w:tcMar>
+            <w:vAlign w:val="center"/>
+          </w:tcPr>
+          <w:p>
+            <w:pPr>
+              <w:spacing w:after="0" w:line="250"/>
+            </w:pPr>
+            <w:r>
+              <w:rPr>
+                <w:sz w:val="19"/>
+                <w:szCs w:val="19"/>
+              </w:rPr>
+              <w:t xml:space="preserve">Pressão de teste (FLOAT32)</w:t>
             </w:r>
           </w:p>
         </w:tc>
@@ -6430,25 +6496,24 @@
               <w:bottom w:val="single" w:color="C9D4E0" w:sz="2"/>
               <w:right w:val="single" w:color="C9D4E0" w:sz="2"/>
             </w:tcBorders>
-            <w:shd w:fill="EAF0F7" w:val="clear"/>
-            <w:tcMar>
-              <w:top w:type="dxa" w:w="70"/>
-              <w:left w:type="dxa" w:w="110"/>
-              <w:bottom w:type="dxa" w:w="70"/>
-              <w:right w:type="dxa" w:w="110"/>
-            </w:tcMar>
-            <w:vAlign w:val="center"/>
-          </w:tcPr>
-          <w:p>
-            <w:pPr>
-              <w:spacing w:after="0" w:line="250"/>
-            </w:pPr>
-            <w:r>
-              <w:rPr>
-                <w:sz w:val="19"/>
-                <w:szCs w:val="19"/>
-              </w:rPr>
-              <w:t xml:space="preserve">Inteiros.</w:t>
+            <w:tcMar>
+              <w:top w:type="dxa" w:w="70"/>
+              <w:left w:type="dxa" w:w="110"/>
+              <w:bottom w:type="dxa" w:w="70"/>
+              <w:right w:type="dxa" w:w="110"/>
+            </w:tcMar>
+            <w:vAlign w:val="center"/>
+          </w:tcPr>
+          <w:p>
+            <w:pPr>
+              <w:spacing w:after="0" w:line="250"/>
+            </w:pPr>
+            <w:r>
+              <w:rPr>
+                <w:sz w:val="19"/>
+                <w:szCs w:val="19"/>
+              </w:rPr>
+              <w:t xml:space="preserve">Palavra baixa em 9; em bar.</w:t>
             </w:r>
           </w:p>
         </w:tc>
@@ -6456,61 +6521,61 @@
       <w:tr>
         <w:tc>
           <w:tcPr>
-            <w:tcW w:type="dxa" w:w="1700"/>
-            <w:tcBorders>
-              <w:top w:val="single" w:color="C9D4E0" w:sz="2"/>
-              <w:left w:val="single" w:color="C9D4E0" w:sz="2"/>
-              <w:bottom w:val="single" w:color="C9D4E0" w:sz="2"/>
-              <w:right w:val="single" w:color="C9D4E0" w:sz="2"/>
-            </w:tcBorders>
-            <w:tcMar>
-              <w:top w:type="dxa" w:w="70"/>
-              <w:left w:type="dxa" w:w="110"/>
-              <w:bottom w:type="dxa" w:w="70"/>
-              <w:right w:type="dxa" w:w="110"/>
-            </w:tcMar>
-            <w:vAlign w:val="center"/>
-          </w:tcPr>
-          <w:p>
-            <w:pPr>
-              <w:spacing w:after="0" w:line="250"/>
-            </w:pPr>
-            <w:r>
-              <w:rPr>
-                <w:sz w:val="19"/>
-                <w:szCs w:val="19"/>
-              </w:rPr>
-              <w:t xml:space="preserve">7</w:t>
-            </w:r>
-          </w:p>
-        </w:tc>
-        <w:tc>
-          <w:tcPr>
-            <w:tcW w:type="dxa" w:w="4000"/>
-            <w:tcBorders>
-              <w:top w:val="single" w:color="C9D4E0" w:sz="2"/>
-              <w:left w:val="single" w:color="C9D4E0" w:sz="2"/>
-              <w:bottom w:val="single" w:color="C9D4E0" w:sz="2"/>
-              <w:right w:val="single" w:color="C9D4E0" w:sz="2"/>
-            </w:tcBorders>
-            <w:tcMar>
-              <w:top w:type="dxa" w:w="70"/>
-              <w:left w:type="dxa" w:w="110"/>
-              <w:bottom w:type="dxa" w:w="70"/>
-              <w:right w:type="dxa" w:w="110"/>
-            </w:tcMar>
-            <w:vAlign w:val="center"/>
-          </w:tcPr>
-          <w:p>
-            <w:pPr>
-              <w:spacing w:after="0" w:line="250"/>
-            </w:pPr>
-            <w:r>
-              <w:rPr>
-                <w:sz w:val="19"/>
-                <w:szCs w:val="19"/>
-              </w:rPr>
-              <w:t xml:space="preserve">Resultado</w:t>
+            <w:tcW w:type="dxa" w:w="1400"/>
+            <w:tcBorders>
+              <w:top w:val="single" w:color="C9D4E0" w:sz="2"/>
+              <w:left w:val="single" w:color="C9D4E0" w:sz="2"/>
+              <w:bottom w:val="single" w:color="C9D4E0" w:sz="2"/>
+              <w:right w:val="single" w:color="C9D4E0" w:sz="2"/>
+            </w:tcBorders>
+            <w:tcMar>
+              <w:top w:type="dxa" w:w="70"/>
+              <w:left w:type="dxa" w:w="110"/>
+              <w:bottom w:type="dxa" w:w="70"/>
+              <w:right w:type="dxa" w:w="110"/>
+            </w:tcMar>
+            <w:vAlign w:val="center"/>
+          </w:tcPr>
+          <w:p>
+            <w:pPr>
+              <w:spacing w:after="0" w:line="250"/>
+            </w:pPr>
+            <w:r>
+              <w:rPr>
+                <w:sz w:val="19"/>
+                <w:szCs w:val="19"/>
+              </w:rPr>
+              <w:t xml:space="preserve">11–12</w:t>
+            </w:r>
+          </w:p>
+        </w:tc>
+        <w:tc>
+          <w:tcPr>
+            <w:tcW w:type="dxa" w:w="4300"/>
+            <w:tcBorders>
+              <w:top w:val="single" w:color="C9D4E0" w:sz="2"/>
+              <w:left w:val="single" w:color="C9D4E0" w:sz="2"/>
+              <w:bottom w:val="single" w:color="C9D4E0" w:sz="2"/>
+              <w:right w:val="single" w:color="C9D4E0" w:sz="2"/>
+            </w:tcBorders>
+            <w:tcMar>
+              <w:top w:type="dxa" w:w="70"/>
+              <w:left w:type="dxa" w:w="110"/>
+              <w:bottom w:type="dxa" w:w="70"/>
+              <w:right w:type="dxa" w:w="110"/>
+            </w:tcMar>
+            <w:vAlign w:val="center"/>
+          </w:tcPr>
+          <w:p>
+            <w:pPr>
+              <w:spacing w:after="0" w:line="250"/>
+            </w:pPr>
+            <w:r>
+              <w:rPr>
+                <w:sz w:val="19"/>
+                <w:szCs w:val="19"/>
+              </w:rPr>
+              <w:t xml:space="preserve">Vazamento / vazão (FLOAT32)</w:t>
             </w:r>
           </w:p>
         </w:tc>
@@ -6540,7 +6605,1111 @@
                 <w:sz w:val="19"/>
                 <w:szCs w:val="19"/>
               </w:rPr>
-              <w:t xml:space="preserve">0=nenhum,1=aprovado,2=reprovado.</w:t>
+              <w:t xml:space="preserve">Palavra baixa em 11.</w:t>
+            </w:r>
+          </w:p>
+        </w:tc>
+      </w:tr>
+      <w:tr>
+        <w:tc>
+          <w:tcPr>
+            <w:tcW w:type="dxa" w:w="1400"/>
+            <w:tcBorders>
+              <w:top w:val="single" w:color="C9D4E0" w:sz="2"/>
+              <w:left w:val="single" w:color="C9D4E0" w:sz="2"/>
+              <w:bottom w:val="single" w:color="C9D4E0" w:sz="2"/>
+              <w:right w:val="single" w:color="C9D4E0" w:sz="2"/>
+            </w:tcBorders>
+            <w:tcMar>
+              <w:top w:type="dxa" w:w="70"/>
+              <w:left w:type="dxa" w:w="110"/>
+              <w:bottom w:type="dxa" w:w="70"/>
+              <w:right w:type="dxa" w:w="110"/>
+            </w:tcMar>
+            <w:vAlign w:val="center"/>
+          </w:tcPr>
+          <w:p>
+            <w:pPr>
+              <w:spacing w:after="0" w:line="250"/>
+            </w:pPr>
+            <w:r>
+              <w:rPr>
+                <w:sz w:val="19"/>
+                <w:szCs w:val="19"/>
+              </w:rPr>
+              <w:t xml:space="preserve">13</w:t>
+            </w:r>
+          </w:p>
+        </w:tc>
+        <w:tc>
+          <w:tcPr>
+            <w:tcW w:type="dxa" w:w="4300"/>
+            <w:tcBorders>
+              <w:top w:val="single" w:color="C9D4E0" w:sz="2"/>
+              <w:left w:val="single" w:color="C9D4E0" w:sz="2"/>
+              <w:bottom w:val="single" w:color="C9D4E0" w:sz="2"/>
+              <w:right w:val="single" w:color="C9D4E0" w:sz="2"/>
+            </w:tcBorders>
+            <w:tcMar>
+              <w:top w:type="dxa" w:w="70"/>
+              <w:left w:type="dxa" w:w="110"/>
+              <w:bottom w:type="dxa" w:w="70"/>
+              <w:right w:type="dxa" w:w="110"/>
+            </w:tcMar>
+            <w:vAlign w:val="center"/>
+          </w:tcPr>
+          <w:p>
+            <w:pPr>
+              <w:spacing w:after="0" w:line="250"/>
+            </w:pPr>
+            <w:r>
+              <w:rPr>
+                <w:sz w:val="19"/>
+                <w:szCs w:val="19"/>
+              </w:rPr>
+              <w:t xml:space="preserve">Unidade de pressão</w:t>
+            </w:r>
+          </w:p>
+        </w:tc>
+        <w:tc>
+          <w:tcPr>
+            <w:tcW w:type="dxa" w:w="3660"/>
+            <w:tcBorders>
+              <w:top w:val="single" w:color="C9D4E0" w:sz="2"/>
+              <w:left w:val="single" w:color="C9D4E0" w:sz="2"/>
+              <w:bottom w:val="single" w:color="C9D4E0" w:sz="2"/>
+              <w:right w:val="single" w:color="C9D4E0" w:sz="2"/>
+            </w:tcBorders>
+            <w:tcMar>
+              <w:top w:type="dxa" w:w="70"/>
+              <w:left w:type="dxa" w:w="110"/>
+              <w:bottom w:type="dxa" w:w="70"/>
+              <w:right w:type="dxa" w:w="110"/>
+            </w:tcMar>
+            <w:vAlign w:val="center"/>
+          </w:tcPr>
+          <w:p>
+            <w:pPr>
+              <w:spacing w:after="0" w:line="250"/>
+            </w:pPr>
+            <w:r>
+              <w:rPr>
+                <w:sz w:val="19"/>
+                <w:szCs w:val="19"/>
+              </w:rPr>
+              <w:t xml:space="preserve">Código da unidade.</w:t>
+            </w:r>
+          </w:p>
+        </w:tc>
+      </w:tr>
+      <w:tr>
+        <w:tc>
+          <w:tcPr>
+            <w:tcW w:type="dxa" w:w="1400"/>
+            <w:tcBorders>
+              <w:top w:val="single" w:color="C9D4E0" w:sz="2"/>
+              <w:left w:val="single" w:color="C9D4E0" w:sz="2"/>
+              <w:bottom w:val="single" w:color="C9D4E0" w:sz="2"/>
+              <w:right w:val="single" w:color="C9D4E0" w:sz="2"/>
+            </w:tcBorders>
+            <w:tcMar>
+              <w:top w:type="dxa" w:w="70"/>
+              <w:left w:type="dxa" w:w="110"/>
+              <w:bottom w:type="dxa" w:w="70"/>
+              <w:right w:type="dxa" w:w="110"/>
+            </w:tcMar>
+            <w:vAlign w:val="center"/>
+          </w:tcPr>
+          <w:p>
+            <w:pPr>
+              <w:spacing w:after="0" w:line="250"/>
+            </w:pPr>
+            <w:r>
+              <w:rPr>
+                <w:sz w:val="19"/>
+                <w:szCs w:val="19"/>
+              </w:rPr>
+              <w:t xml:space="preserve">14</w:t>
+            </w:r>
+          </w:p>
+        </w:tc>
+        <w:tc>
+          <w:tcPr>
+            <w:tcW w:type="dxa" w:w="4300"/>
+            <w:tcBorders>
+              <w:top w:val="single" w:color="C9D4E0" w:sz="2"/>
+              <w:left w:val="single" w:color="C9D4E0" w:sz="2"/>
+              <w:bottom w:val="single" w:color="C9D4E0" w:sz="2"/>
+              <w:right w:val="single" w:color="C9D4E0" w:sz="2"/>
+            </w:tcBorders>
+            <w:tcMar>
+              <w:top w:type="dxa" w:w="70"/>
+              <w:left w:type="dxa" w:w="110"/>
+              <w:bottom w:type="dxa" w:w="70"/>
+              <w:right w:type="dxa" w:w="110"/>
+            </w:tcMar>
+            <w:vAlign w:val="center"/>
+          </w:tcPr>
+          <w:p>
+            <w:pPr>
+              <w:spacing w:after="0" w:line="250"/>
+            </w:pPr>
+            <w:r>
+              <w:rPr>
+                <w:sz w:val="19"/>
+                <w:szCs w:val="19"/>
+              </w:rPr>
+              <w:t xml:space="preserve">Unidade de vazamento</w:t>
+            </w:r>
+          </w:p>
+        </w:tc>
+        <w:tc>
+          <w:tcPr>
+            <w:tcW w:type="dxa" w:w="3660"/>
+            <w:tcBorders>
+              <w:top w:val="single" w:color="C9D4E0" w:sz="2"/>
+              <w:left w:val="single" w:color="C9D4E0" w:sz="2"/>
+              <w:bottom w:val="single" w:color="C9D4E0" w:sz="2"/>
+              <w:right w:val="single" w:color="C9D4E0" w:sz="2"/>
+            </w:tcBorders>
+            <w:tcMar>
+              <w:top w:type="dxa" w:w="70"/>
+              <w:left w:type="dxa" w:w="110"/>
+              <w:bottom w:type="dxa" w:w="70"/>
+              <w:right w:type="dxa" w:w="110"/>
+            </w:tcMar>
+            <w:vAlign w:val="center"/>
+          </w:tcPr>
+          <w:p>
+            <w:pPr>
+              <w:spacing w:after="0" w:line="250"/>
+            </w:pPr>
+            <w:r>
+              <w:rPr>
+                <w:sz w:val="19"/>
+                <w:szCs w:val="19"/>
+              </w:rPr>
+              <w:t xml:space="preserve">Código da unidade.</w:t>
+            </w:r>
+          </w:p>
+        </w:tc>
+      </w:tr>
+      <w:tr>
+        <w:tc>
+          <w:tcPr>
+            <w:tcW w:type="dxa" w:w="1400"/>
+            <w:tcBorders>
+              <w:top w:val="single" w:color="C9D4E0" w:sz="2"/>
+              <w:left w:val="single" w:color="C9D4E0" w:sz="2"/>
+              <w:bottom w:val="single" w:color="C9D4E0" w:sz="2"/>
+              <w:right w:val="single" w:color="C9D4E0" w:sz="2"/>
+            </w:tcBorders>
+            <w:tcMar>
+              <w:top w:type="dxa" w:w="70"/>
+              <w:left w:type="dxa" w:w="110"/>
+              <w:bottom w:type="dxa" w:w="70"/>
+              <w:right w:type="dxa" w:w="110"/>
+            </w:tcMar>
+            <w:vAlign w:val="center"/>
+          </w:tcPr>
+          <w:p>
+            <w:pPr>
+              <w:spacing w:after="0" w:line="250"/>
+            </w:pPr>
+            <w:r>
+              <w:rPr>
+                <w:sz w:val="19"/>
+                <w:szCs w:val="19"/>
+              </w:rPr>
+              <w:t xml:space="preserve">15</w:t>
+            </w:r>
+          </w:p>
+        </w:tc>
+        <w:tc>
+          <w:tcPr>
+            <w:tcW w:type="dxa" w:w="4300"/>
+            <w:tcBorders>
+              <w:top w:val="single" w:color="C9D4E0" w:sz="2"/>
+              <w:left w:val="single" w:color="C9D4E0" w:sz="2"/>
+              <w:bottom w:val="single" w:color="C9D4E0" w:sz="2"/>
+              <w:right w:val="single" w:color="C9D4E0" w:sz="2"/>
+            </w:tcBorders>
+            <w:tcMar>
+              <w:top w:type="dxa" w:w="70"/>
+              <w:left w:type="dxa" w:w="110"/>
+              <w:bottom w:type="dxa" w:w="70"/>
+              <w:right w:type="dxa" w:w="110"/>
+            </w:tcMar>
+            <w:vAlign w:val="center"/>
+          </w:tcPr>
+          <w:p>
+            <w:pPr>
+              <w:spacing w:after="0" w:line="250"/>
+            </w:pPr>
+            <w:r>
+              <w:rPr>
+                <w:sz w:val="19"/>
+                <w:szCs w:val="19"/>
+              </w:rPr>
+              <w:t xml:space="preserve">Diagnóstico de válvulas</w:t>
+            </w:r>
+          </w:p>
+        </w:tc>
+        <w:tc>
+          <w:tcPr>
+            <w:tcW w:type="dxa" w:w="3660"/>
+            <w:tcBorders>
+              <w:top w:val="single" w:color="C9D4E0" w:sz="2"/>
+              <w:left w:val="single" w:color="C9D4E0" w:sz="2"/>
+              <w:bottom w:val="single" w:color="C9D4E0" w:sz="2"/>
+              <w:right w:val="single" w:color="C9D4E0" w:sz="2"/>
+            </w:tcBorders>
+            <w:tcMar>
+              <w:top w:type="dxa" w:w="70"/>
+              <w:left w:type="dxa" w:w="110"/>
+              <w:bottom w:type="dxa" w:w="70"/>
+              <w:right w:type="dxa" w:w="110"/>
+            </w:tcMar>
+            <w:vAlign w:val="center"/>
+          </w:tcPr>
+          <w:p>
+            <w:pPr>
+              <w:spacing w:after="0" w:line="250"/>
+            </w:pPr>
+            <w:r>
+              <w:rPr>
+                <w:sz w:val="19"/>
+                <w:szCs w:val="19"/>
+              </w:rPr>
+              <w:t xml:space="preserve">Bitfield (auto-check).</w:t>
+            </w:r>
+          </w:p>
+        </w:tc>
+      </w:tr>
+      <w:tr>
+        <w:tc>
+          <w:tcPr>
+            <w:tcW w:type="dxa" w:w="1400"/>
+            <w:tcBorders>
+              <w:top w:val="single" w:color="C9D4E0" w:sz="2"/>
+              <w:left w:val="single" w:color="C9D4E0" w:sz="2"/>
+              <w:bottom w:val="single" w:color="C9D4E0" w:sz="2"/>
+              <w:right w:val="single" w:color="C9D4E0" w:sz="2"/>
+            </w:tcBorders>
+            <w:tcMar>
+              <w:top w:type="dxa" w:w="70"/>
+              <w:left w:type="dxa" w:w="110"/>
+              <w:bottom w:type="dxa" w:w="70"/>
+              <w:right w:type="dxa" w:w="110"/>
+            </w:tcMar>
+            <w:vAlign w:val="center"/>
+          </w:tcPr>
+          <w:p>
+            <w:pPr>
+              <w:spacing w:after="0" w:line="250"/>
+            </w:pPr>
+            <w:r>
+              <w:rPr>
+                <w:sz w:val="19"/>
+                <w:szCs w:val="19"/>
+              </w:rPr>
+              <w:t xml:space="preserve">16</w:t>
+            </w:r>
+          </w:p>
+        </w:tc>
+        <w:tc>
+          <w:tcPr>
+            <w:tcW w:type="dxa" w:w="4300"/>
+            <w:tcBorders>
+              <w:top w:val="single" w:color="C9D4E0" w:sz="2"/>
+              <w:left w:val="single" w:color="C9D4E0" w:sz="2"/>
+              <w:bottom w:val="single" w:color="C9D4E0" w:sz="2"/>
+              <w:right w:val="single" w:color="C9D4E0" w:sz="2"/>
+            </w:tcBorders>
+            <w:tcMar>
+              <w:top w:type="dxa" w:w="70"/>
+              <w:left w:type="dxa" w:w="110"/>
+              <w:bottom w:type="dxa" w:w="70"/>
+              <w:right w:type="dxa" w:w="110"/>
+            </w:tcMar>
+            <w:vAlign w:val="center"/>
+          </w:tcPr>
+          <w:p>
+            <w:pPr>
+              <w:spacing w:after="0" w:line="250"/>
+            </w:pPr>
+            <w:r>
+              <w:rPr>
+                <w:sz w:val="19"/>
+                <w:szCs w:val="19"/>
+              </w:rPr>
+              <w:t xml:space="preserve">Diagnóstico de E/S</w:t>
+            </w:r>
+          </w:p>
+        </w:tc>
+        <w:tc>
+          <w:tcPr>
+            <w:tcW w:type="dxa" w:w="3660"/>
+            <w:tcBorders>
+              <w:top w:val="single" w:color="C9D4E0" w:sz="2"/>
+              <w:left w:val="single" w:color="C9D4E0" w:sz="2"/>
+              <w:bottom w:val="single" w:color="C9D4E0" w:sz="2"/>
+              <w:right w:val="single" w:color="C9D4E0" w:sz="2"/>
+            </w:tcBorders>
+            <w:tcMar>
+              <w:top w:type="dxa" w:w="70"/>
+              <w:left w:type="dxa" w:w="110"/>
+              <w:bottom w:type="dxa" w:w="70"/>
+              <w:right w:type="dxa" w:w="110"/>
+            </w:tcMar>
+            <w:vAlign w:val="center"/>
+          </w:tcPr>
+          <w:p>
+            <w:pPr>
+              <w:spacing w:after="0" w:line="250"/>
+            </w:pPr>
+            <w:r>
+              <w:rPr>
+                <w:sz w:val="19"/>
+                <w:szCs w:val="19"/>
+              </w:rPr>
+              <w:t xml:space="preserve">Bitfield (diagnóstico de saída).</w:t>
+            </w:r>
+          </w:p>
+        </w:tc>
+      </w:tr>
+      <w:tr>
+        <w:tc>
+          <w:tcPr>
+            <w:tcW w:type="dxa" w:w="1400"/>
+            <w:tcBorders>
+              <w:top w:val="single" w:color="C9D4E0" w:sz="2"/>
+              <w:left w:val="single" w:color="C9D4E0" w:sz="2"/>
+              <w:bottom w:val="single" w:color="C9D4E0" w:sz="2"/>
+              <w:right w:val="single" w:color="C9D4E0" w:sz="2"/>
+            </w:tcBorders>
+            <w:tcMar>
+              <w:top w:type="dxa" w:w="70"/>
+              <w:left w:type="dxa" w:w="110"/>
+              <w:bottom w:type="dxa" w:w="70"/>
+              <w:right w:type="dxa" w:w="110"/>
+            </w:tcMar>
+            <w:vAlign w:val="center"/>
+          </w:tcPr>
+          <w:p>
+            <w:pPr>
+              <w:spacing w:after="0" w:line="250"/>
+            </w:pPr>
+            <w:r>
+              <w:rPr>
+                <w:sz w:val="19"/>
+                <w:szCs w:val="19"/>
+              </w:rPr>
+              <w:t xml:space="preserve">17</w:t>
+            </w:r>
+          </w:p>
+        </w:tc>
+        <w:tc>
+          <w:tcPr>
+            <w:tcW w:type="dxa" w:w="4300"/>
+            <w:tcBorders>
+              <w:top w:val="single" w:color="C9D4E0" w:sz="2"/>
+              <w:left w:val="single" w:color="C9D4E0" w:sz="2"/>
+              <w:bottom w:val="single" w:color="C9D4E0" w:sz="2"/>
+              <w:right w:val="single" w:color="C9D4E0" w:sz="2"/>
+            </w:tcBorders>
+            <w:tcMar>
+              <w:top w:type="dxa" w:w="70"/>
+              <w:left w:type="dxa" w:w="110"/>
+              <w:bottom w:type="dxa" w:w="70"/>
+              <w:right w:type="dxa" w:w="110"/>
+            </w:tcMar>
+            <w:vAlign w:val="center"/>
+          </w:tcPr>
+          <w:p>
+            <w:pPr>
+              <w:spacing w:after="0" w:line="250"/>
+            </w:pPr>
+            <w:r>
+              <w:rPr>
+                <w:sz w:val="19"/>
+                <w:szCs w:val="19"/>
+              </w:rPr>
+              <w:t xml:space="preserve">Espelho do controle (control mirror)</w:t>
+            </w:r>
+          </w:p>
+        </w:tc>
+        <w:tc>
+          <w:tcPr>
+            <w:tcW w:type="dxa" w:w="3660"/>
+            <w:tcBorders>
+              <w:top w:val="single" w:color="C9D4E0" w:sz="2"/>
+              <w:left w:val="single" w:color="C9D4E0" w:sz="2"/>
+              <w:bottom w:val="single" w:color="C9D4E0" w:sz="2"/>
+              <w:right w:val="single" w:color="C9D4E0" w:sz="2"/>
+            </w:tcBorders>
+            <w:tcMar>
+              <w:top w:type="dxa" w:w="70"/>
+              <w:left w:type="dxa" w:w="110"/>
+              <w:bottom w:type="dxa" w:w="70"/>
+              <w:right w:type="dxa" w:w="110"/>
+            </w:tcMar>
+            <w:vAlign w:val="center"/>
+          </w:tcPr>
+          <w:p>
+            <w:pPr>
+              <w:spacing w:after="0" w:line="250"/>
+            </w:pPr>
+            <w:r>
+              <w:rPr>
+                <w:sz w:val="19"/>
+                <w:szCs w:val="19"/>
+              </w:rPr>
+              <w:t xml:space="preserve">Reflete o controle corrente.</w:t>
+            </w:r>
+          </w:p>
+        </w:tc>
+      </w:tr>
+      <w:tr>
+        <w:tc>
+          <w:tcPr>
+            <w:tcW w:type="dxa" w:w="1400"/>
+            <w:tcBorders>
+              <w:top w:val="single" w:color="C9D4E0" w:sz="2"/>
+              <w:left w:val="single" w:color="C9D4E0" w:sz="2"/>
+              <w:bottom w:val="single" w:color="C9D4E0" w:sz="2"/>
+              <w:right w:val="single" w:color="C9D4E0" w:sz="2"/>
+            </w:tcBorders>
+            <w:tcMar>
+              <w:top w:type="dxa" w:w="70"/>
+              <w:left w:type="dxa" w:w="110"/>
+              <w:bottom w:type="dxa" w:w="70"/>
+              <w:right w:type="dxa" w:w="110"/>
+            </w:tcMar>
+            <w:vAlign w:val="center"/>
+          </w:tcPr>
+          <w:p>
+            <w:pPr>
+              <w:spacing w:after="0" w:line="250"/>
+            </w:pPr>
+            <w:r>
+              <w:rPr>
+                <w:sz w:val="19"/>
+                <w:szCs w:val="19"/>
+              </w:rPr>
+              <w:t xml:space="preserve">18</w:t>
+            </w:r>
+          </w:p>
+        </w:tc>
+        <w:tc>
+          <w:tcPr>
+            <w:tcW w:type="dxa" w:w="4300"/>
+            <w:tcBorders>
+              <w:top w:val="single" w:color="C9D4E0" w:sz="2"/>
+              <w:left w:val="single" w:color="C9D4E0" w:sz="2"/>
+              <w:bottom w:val="single" w:color="C9D4E0" w:sz="2"/>
+              <w:right w:val="single" w:color="C9D4E0" w:sz="2"/>
+            </w:tcBorders>
+            <w:tcMar>
+              <w:top w:type="dxa" w:w="70"/>
+              <w:left w:type="dxa" w:w="110"/>
+              <w:bottom w:type="dxa" w:w="70"/>
+              <w:right w:type="dxa" w:w="110"/>
+            </w:tcMar>
+            <w:vAlign w:val="center"/>
+          </w:tcPr>
+          <w:p>
+            <w:pPr>
+              <w:spacing w:after="0" w:line="250"/>
+            </w:pPr>
+            <w:r>
+              <w:rPr>
+                <w:sz w:val="19"/>
+                <w:szCs w:val="19"/>
+              </w:rPr>
+              <w:t xml:space="preserve">Status do teste</w:t>
+            </w:r>
+          </w:p>
+        </w:tc>
+        <w:tc>
+          <w:tcPr>
+            <w:tcW w:type="dxa" w:w="3660"/>
+            <w:tcBorders>
+              <w:top w:val="single" w:color="C9D4E0" w:sz="2"/>
+              <w:left w:val="single" w:color="C9D4E0" w:sz="2"/>
+              <w:bottom w:val="single" w:color="C9D4E0" w:sz="2"/>
+              <w:right w:val="single" w:color="C9D4E0" w:sz="2"/>
+            </w:tcBorders>
+            <w:tcMar>
+              <w:top w:type="dxa" w:w="70"/>
+              <w:left w:type="dxa" w:w="110"/>
+              <w:bottom w:type="dxa" w:w="70"/>
+              <w:right w:type="dxa" w:w="110"/>
+            </w:tcMar>
+            <w:vAlign w:val="center"/>
+          </w:tcPr>
+          <w:p>
+            <w:pPr>
+              <w:spacing w:after="0" w:line="250"/>
+            </w:pPr>
+            <w:r>
+              <w:rPr>
+                <w:sz w:val="19"/>
+                <w:szCs w:val="19"/>
+              </w:rPr>
+              <w:t xml:space="preserve">0 = parado; ≠ 0 = em andamento.</w:t>
+            </w:r>
+          </w:p>
+        </w:tc>
+      </w:tr>
+      <w:tr>
+        <w:tc>
+          <w:tcPr>
+            <w:tcW w:type="dxa" w:w="1400"/>
+            <w:tcBorders>
+              <w:top w:val="single" w:color="C9D4E0" w:sz="2"/>
+              <w:left w:val="single" w:color="C9D4E0" w:sz="2"/>
+              <w:bottom w:val="single" w:color="C9D4E0" w:sz="2"/>
+              <w:right w:val="single" w:color="C9D4E0" w:sz="2"/>
+            </w:tcBorders>
+            <w:tcMar>
+              <w:top w:type="dxa" w:w="70"/>
+              <w:left w:type="dxa" w:w="110"/>
+              <w:bottom w:type="dxa" w:w="70"/>
+              <w:right w:type="dxa" w:w="110"/>
+            </w:tcMar>
+            <w:vAlign w:val="center"/>
+          </w:tcPr>
+          <w:p>
+            <w:pPr>
+              <w:spacing w:after="0" w:line="250"/>
+            </w:pPr>
+            <w:r>
+              <w:rPr>
+                <w:sz w:val="19"/>
+                <w:szCs w:val="19"/>
+              </w:rPr>
+              <w:t xml:space="preserve">19</w:t>
+            </w:r>
+          </w:p>
+        </w:tc>
+        <w:tc>
+          <w:tcPr>
+            <w:tcW w:type="dxa" w:w="4300"/>
+            <w:tcBorders>
+              <w:top w:val="single" w:color="C9D4E0" w:sz="2"/>
+              <w:left w:val="single" w:color="C9D4E0" w:sz="2"/>
+              <w:bottom w:val="single" w:color="C9D4E0" w:sz="2"/>
+              <w:right w:val="single" w:color="C9D4E0" w:sz="2"/>
+            </w:tcBorders>
+            <w:tcMar>
+              <w:top w:type="dxa" w:w="70"/>
+              <w:left w:type="dxa" w:w="110"/>
+              <w:bottom w:type="dxa" w:w="70"/>
+              <w:right w:type="dxa" w:w="110"/>
+            </w:tcMar>
+            <w:vAlign w:val="center"/>
+          </w:tcPr>
+          <w:p>
+            <w:pPr>
+              <w:spacing w:after="0" w:line="250"/>
+            </w:pPr>
+            <w:r>
+              <w:rPr>
+                <w:sz w:val="19"/>
+                <w:szCs w:val="19"/>
+              </w:rPr>
+              <w:t xml:space="preserve">Câmara atual</w:t>
+            </w:r>
+          </w:p>
+        </w:tc>
+        <w:tc>
+          <w:tcPr>
+            <w:tcW w:type="dxa" w:w="3660"/>
+            <w:tcBorders>
+              <w:top w:val="single" w:color="C9D4E0" w:sz="2"/>
+              <w:left w:val="single" w:color="C9D4E0" w:sz="2"/>
+              <w:bottom w:val="single" w:color="C9D4E0" w:sz="2"/>
+              <w:right w:val="single" w:color="C9D4E0" w:sz="2"/>
+            </w:tcBorders>
+            <w:tcMar>
+              <w:top w:type="dxa" w:w="70"/>
+              <w:left w:type="dxa" w:w="110"/>
+              <w:bottom w:type="dxa" w:w="70"/>
+              <w:right w:type="dxa" w:w="110"/>
+            </w:tcMar>
+            <w:vAlign w:val="center"/>
+          </w:tcPr>
+          <w:p>
+            <w:pPr>
+              <w:spacing w:after="0" w:line="250"/>
+            </w:pPr>
+            <w:r>
+              <w:rPr>
+                <w:sz w:val="19"/>
+                <w:szCs w:val="19"/>
+              </w:rPr>
+              <w:t xml:space="preserve">Inteiro.</w:t>
+            </w:r>
+          </w:p>
+        </w:tc>
+      </w:tr>
+      <w:tr>
+        <w:tc>
+          <w:tcPr>
+            <w:tcW w:type="dxa" w:w="1400"/>
+            <w:tcBorders>
+              <w:top w:val="single" w:color="C9D4E0" w:sz="2"/>
+              <w:left w:val="single" w:color="C9D4E0" w:sz="2"/>
+              <w:bottom w:val="single" w:color="C9D4E0" w:sz="2"/>
+              <w:right w:val="single" w:color="C9D4E0" w:sz="2"/>
+            </w:tcBorders>
+            <w:tcMar>
+              <w:top w:type="dxa" w:w="70"/>
+              <w:left w:type="dxa" w:w="110"/>
+              <w:bottom w:type="dxa" w:w="70"/>
+              <w:right w:type="dxa" w:w="110"/>
+            </w:tcMar>
+            <w:vAlign w:val="center"/>
+          </w:tcPr>
+          <w:p>
+            <w:pPr>
+              <w:spacing w:after="0" w:line="250"/>
+            </w:pPr>
+            <w:r>
+              <w:rPr>
+                <w:sz w:val="19"/>
+                <w:szCs w:val="19"/>
+              </w:rPr>
+              <w:t xml:space="preserve">20</w:t>
+            </w:r>
+          </w:p>
+        </w:tc>
+        <w:tc>
+          <w:tcPr>
+            <w:tcW w:type="dxa" w:w="4300"/>
+            <w:tcBorders>
+              <w:top w:val="single" w:color="C9D4E0" w:sz="2"/>
+              <w:left w:val="single" w:color="C9D4E0" w:sz="2"/>
+              <w:bottom w:val="single" w:color="C9D4E0" w:sz="2"/>
+              <w:right w:val="single" w:color="C9D4E0" w:sz="2"/>
+            </w:tcBorders>
+            <w:tcMar>
+              <w:top w:type="dxa" w:w="70"/>
+              <w:left w:type="dxa" w:w="110"/>
+              <w:bottom w:type="dxa" w:w="70"/>
+              <w:right w:type="dxa" w:w="110"/>
+            </w:tcMar>
+            <w:vAlign w:val="center"/>
+          </w:tcPr>
+          <w:p>
+            <w:pPr>
+              <w:spacing w:after="0" w:line="250"/>
+            </w:pPr>
+            <w:r>
+              <w:rPr>
+                <w:sz w:val="19"/>
+                <w:szCs w:val="19"/>
+              </w:rPr>
+              <w:t xml:space="preserve">Lista de parâmetros atual</w:t>
+            </w:r>
+          </w:p>
+        </w:tc>
+        <w:tc>
+          <w:tcPr>
+            <w:tcW w:type="dxa" w:w="3660"/>
+            <w:tcBorders>
+              <w:top w:val="single" w:color="C9D4E0" w:sz="2"/>
+              <w:left w:val="single" w:color="C9D4E0" w:sz="2"/>
+              <w:bottom w:val="single" w:color="C9D4E0" w:sz="2"/>
+              <w:right w:val="single" w:color="C9D4E0" w:sz="2"/>
+            </w:tcBorders>
+            <w:tcMar>
+              <w:top w:type="dxa" w:w="70"/>
+              <w:left w:type="dxa" w:w="110"/>
+              <w:bottom w:type="dxa" w:w="70"/>
+              <w:right w:type="dxa" w:w="110"/>
+            </w:tcMar>
+            <w:vAlign w:val="center"/>
+          </w:tcPr>
+          <w:p>
+            <w:pPr>
+              <w:spacing w:after="0" w:line="250"/>
+            </w:pPr>
+            <w:r>
+              <w:rPr>
+                <w:sz w:val="19"/>
+                <w:szCs w:val="19"/>
+              </w:rPr>
+              <w:t xml:space="preserve">Inteiro.</w:t>
+            </w:r>
+          </w:p>
+        </w:tc>
+      </w:tr>
+      <w:tr>
+        <w:tc>
+          <w:tcPr>
+            <w:tcW w:type="dxa" w:w="1400"/>
+            <w:tcBorders>
+              <w:top w:val="single" w:color="C9D4E0" w:sz="2"/>
+              <w:left w:val="single" w:color="C9D4E0" w:sz="2"/>
+              <w:bottom w:val="single" w:color="C9D4E0" w:sz="2"/>
+              <w:right w:val="single" w:color="C9D4E0" w:sz="2"/>
+            </w:tcBorders>
+            <w:tcMar>
+              <w:top w:type="dxa" w:w="70"/>
+              <w:left w:type="dxa" w:w="110"/>
+              <w:bottom w:type="dxa" w:w="70"/>
+              <w:right w:type="dxa" w:w="110"/>
+            </w:tcMar>
+            <w:vAlign w:val="center"/>
+          </w:tcPr>
+          <w:p>
+            <w:pPr>
+              <w:spacing w:after="0" w:line="250"/>
+            </w:pPr>
+            <w:r>
+              <w:rPr>
+                <w:sz w:val="19"/>
+                <w:szCs w:val="19"/>
+              </w:rPr>
+              <w:t xml:space="preserve">23–28</w:t>
+            </w:r>
+          </w:p>
+        </w:tc>
+        <w:tc>
+          <w:tcPr>
+            <w:tcW w:type="dxa" w:w="4300"/>
+            <w:tcBorders>
+              <w:top w:val="single" w:color="C9D4E0" w:sz="2"/>
+              <w:left w:val="single" w:color="C9D4E0" w:sz="2"/>
+              <w:bottom w:val="single" w:color="C9D4E0" w:sz="2"/>
+              <w:right w:val="single" w:color="C9D4E0" w:sz="2"/>
+            </w:tcBorders>
+            <w:tcMar>
+              <w:top w:type="dxa" w:w="70"/>
+              <w:left w:type="dxa" w:w="110"/>
+              <w:bottom w:type="dxa" w:w="70"/>
+              <w:right w:type="dxa" w:w="110"/>
+            </w:tcMar>
+            <w:vAlign w:val="center"/>
+          </w:tcPr>
+          <w:p>
+            <w:pPr>
+              <w:spacing w:after="0" w:line="250"/>
+            </w:pPr>
+            <w:r>
+              <w:rPr>
+                <w:sz w:val="19"/>
+                <w:szCs w:val="19"/>
+              </w:rPr>
+              <w:t xml:space="preserve">Lote</w:t>
+            </w:r>
+          </w:p>
+        </w:tc>
+        <w:tc>
+          <w:tcPr>
+            <w:tcW w:type="dxa" w:w="3660"/>
+            <w:tcBorders>
+              <w:top w:val="single" w:color="C9D4E0" w:sz="2"/>
+              <w:left w:val="single" w:color="C9D4E0" w:sz="2"/>
+              <w:bottom w:val="single" w:color="C9D4E0" w:sz="2"/>
+              <w:right w:val="single" w:color="C9D4E0" w:sz="2"/>
+            </w:tcBorders>
+            <w:tcMar>
+              <w:top w:type="dxa" w:w="70"/>
+              <w:left w:type="dxa" w:w="110"/>
+              <w:bottom w:type="dxa" w:w="70"/>
+              <w:right w:type="dxa" w:w="110"/>
+            </w:tcMar>
+            <w:vAlign w:val="center"/>
+          </w:tcPr>
+          <w:p>
+            <w:pPr>
+              <w:spacing w:after="0" w:line="250"/>
+            </w:pPr>
+            <w:r>
+              <w:rPr>
+                <w:sz w:val="19"/>
+                <w:szCs w:val="19"/>
+              </w:rPr>
+              <w:t xml:space="preserve">6 caracteres ASCII (byte baixo de cada registrador).</w:t>
+            </w:r>
+          </w:p>
+        </w:tc>
+      </w:tr>
+      <w:tr>
+        <w:tc>
+          <w:tcPr>
+            <w:tcW w:type="dxa" w:w="1400"/>
+            <w:tcBorders>
+              <w:top w:val="single" w:color="C9D4E0" w:sz="2"/>
+              <w:left w:val="single" w:color="C9D4E0" w:sz="2"/>
+              <w:bottom w:val="single" w:color="C9D4E0" w:sz="2"/>
+              <w:right w:val="single" w:color="C9D4E0" w:sz="2"/>
+            </w:tcBorders>
+            <w:tcMar>
+              <w:top w:type="dxa" w:w="70"/>
+              <w:left w:type="dxa" w:w="110"/>
+              <w:bottom w:type="dxa" w:w="70"/>
+              <w:right w:type="dxa" w:w="110"/>
+            </w:tcMar>
+            <w:vAlign w:val="center"/>
+          </w:tcPr>
+          <w:p>
+            <w:pPr>
+              <w:spacing w:after="0" w:line="250"/>
+            </w:pPr>
+            <w:r>
+              <w:rPr>
+                <w:sz w:val="19"/>
+                <w:szCs w:val="19"/>
+              </w:rPr>
+              <w:t xml:space="preserve">29–30</w:t>
+            </w:r>
+          </w:p>
+        </w:tc>
+        <w:tc>
+          <w:tcPr>
+            <w:tcW w:type="dxa" w:w="4300"/>
+            <w:tcBorders>
+              <w:top w:val="single" w:color="C9D4E0" w:sz="2"/>
+              <w:left w:val="single" w:color="C9D4E0" w:sz="2"/>
+              <w:bottom w:val="single" w:color="C9D4E0" w:sz="2"/>
+              <w:right w:val="single" w:color="C9D4E0" w:sz="2"/>
+            </w:tcBorders>
+            <w:tcMar>
+              <w:top w:type="dxa" w:w="70"/>
+              <w:left w:type="dxa" w:w="110"/>
+              <w:bottom w:type="dxa" w:w="70"/>
+              <w:right w:type="dxa" w:w="110"/>
+            </w:tcMar>
+            <w:vAlign w:val="center"/>
+          </w:tcPr>
+          <w:p>
+            <w:pPr>
+              <w:spacing w:after="0" w:line="250"/>
+            </w:pPr>
+            <w:r>
+              <w:rPr>
+                <w:sz w:val="19"/>
+                <w:szCs w:val="19"/>
+              </w:rPr>
+              <w:t xml:space="preserve">Pressão diferencial (FLOAT32)</w:t>
+            </w:r>
+          </w:p>
+        </w:tc>
+        <w:tc>
+          <w:tcPr>
+            <w:tcW w:type="dxa" w:w="3660"/>
+            <w:tcBorders>
+              <w:top w:val="single" w:color="C9D4E0" w:sz="2"/>
+              <w:left w:val="single" w:color="C9D4E0" w:sz="2"/>
+              <w:bottom w:val="single" w:color="C9D4E0" w:sz="2"/>
+              <w:right w:val="single" w:color="C9D4E0" w:sz="2"/>
+            </w:tcBorders>
+            <w:tcMar>
+              <w:top w:type="dxa" w:w="70"/>
+              <w:left w:type="dxa" w:w="110"/>
+              <w:bottom w:type="dxa" w:w="70"/>
+              <w:right w:type="dxa" w:w="110"/>
+            </w:tcMar>
+            <w:vAlign w:val="center"/>
+          </w:tcPr>
+          <w:p>
+            <w:pPr>
+              <w:spacing w:after="0" w:line="250"/>
+            </w:pPr>
+            <w:r>
+              <w:rPr>
+                <w:sz w:val="19"/>
+                <w:szCs w:val="19"/>
+              </w:rPr>
+              <w:t xml:space="preserve">Palavra baixa em 29.</w:t>
+            </w:r>
+          </w:p>
+        </w:tc>
+      </w:tr>
+      <w:tr>
+        <w:tc>
+          <w:tcPr>
+            <w:tcW w:type="dxa" w:w="1400"/>
+            <w:tcBorders>
+              <w:top w:val="single" w:color="C9D4E0" w:sz="2"/>
+              <w:left w:val="single" w:color="C9D4E0" w:sz="2"/>
+              <w:bottom w:val="single" w:color="C9D4E0" w:sz="2"/>
+              <w:right w:val="single" w:color="C9D4E0" w:sz="2"/>
+            </w:tcBorders>
+            <w:tcMar>
+              <w:top w:type="dxa" w:w="70"/>
+              <w:left w:type="dxa" w:w="110"/>
+              <w:bottom w:type="dxa" w:w="70"/>
+              <w:right w:type="dxa" w:w="110"/>
+            </w:tcMar>
+            <w:vAlign w:val="center"/>
+          </w:tcPr>
+          <w:p>
+            <w:pPr>
+              <w:spacing w:after="0" w:line="250"/>
+            </w:pPr>
+            <w:r>
+              <w:rPr>
+                <w:sz w:val="19"/>
+                <w:szCs w:val="19"/>
+              </w:rPr>
+              <w:t xml:space="preserve">31–32</w:t>
+            </w:r>
+          </w:p>
+        </w:tc>
+        <w:tc>
+          <w:tcPr>
+            <w:tcW w:type="dxa" w:w="4300"/>
+            <w:tcBorders>
+              <w:top w:val="single" w:color="C9D4E0" w:sz="2"/>
+              <w:left w:val="single" w:color="C9D4E0" w:sz="2"/>
+              <w:bottom w:val="single" w:color="C9D4E0" w:sz="2"/>
+              <w:right w:val="single" w:color="C9D4E0" w:sz="2"/>
+            </w:tcBorders>
+            <w:tcMar>
+              <w:top w:type="dxa" w:w="70"/>
+              <w:left w:type="dxa" w:w="110"/>
+              <w:bottom w:type="dxa" w:w="70"/>
+              <w:right w:type="dxa" w:w="110"/>
+            </w:tcMar>
+            <w:vAlign w:val="center"/>
+          </w:tcPr>
+          <w:p>
+            <w:pPr>
+              <w:spacing w:after="0" w:line="250"/>
+            </w:pPr>
+            <w:r>
+              <w:rPr>
+                <w:sz w:val="19"/>
+                <w:szCs w:val="19"/>
+              </w:rPr>
+              <w:t xml:space="preserve">Pressão de retorno (FLOAT32)</w:t>
+            </w:r>
+          </w:p>
+        </w:tc>
+        <w:tc>
+          <w:tcPr>
+            <w:tcW w:type="dxa" w:w="3660"/>
+            <w:tcBorders>
+              <w:top w:val="single" w:color="C9D4E0" w:sz="2"/>
+              <w:left w:val="single" w:color="C9D4E0" w:sz="2"/>
+              <w:bottom w:val="single" w:color="C9D4E0" w:sz="2"/>
+              <w:right w:val="single" w:color="C9D4E0" w:sz="2"/>
+            </w:tcBorders>
+            <w:tcMar>
+              <w:top w:type="dxa" w:w="70"/>
+              <w:left w:type="dxa" w:w="110"/>
+              <w:bottom w:type="dxa" w:w="70"/>
+              <w:right w:type="dxa" w:w="110"/>
+            </w:tcMar>
+            <w:vAlign w:val="center"/>
+          </w:tcPr>
+          <w:p>
+            <w:pPr>
+              <w:spacing w:after="0" w:line="250"/>
+            </w:pPr>
+            <w:r>
+              <w:rPr>
+                <w:sz w:val="19"/>
+                <w:szCs w:val="19"/>
+              </w:rPr>
+              <w:t xml:space="preserve">Palavra baixa em 31.</w:t>
+            </w:r>
+          </w:p>
+        </w:tc>
+      </w:tr>
+      <w:tr>
+        <w:tc>
+          <w:tcPr>
+            <w:tcW w:type="dxa" w:w="1400"/>
+            <w:tcBorders>
+              <w:top w:val="single" w:color="C9D4E0" w:sz="2"/>
+              <w:left w:val="single" w:color="C9D4E0" w:sz="2"/>
+              <w:bottom w:val="single" w:color="C9D4E0" w:sz="2"/>
+              <w:right w:val="single" w:color="C9D4E0" w:sz="2"/>
+            </w:tcBorders>
+            <w:tcMar>
+              <w:top w:type="dxa" w:w="70"/>
+              <w:left w:type="dxa" w:w="110"/>
+              <w:bottom w:type="dxa" w:w="70"/>
+              <w:right w:type="dxa" w:w="110"/>
+            </w:tcMar>
+            <w:vAlign w:val="center"/>
+          </w:tcPr>
+          <w:p>
+            <w:pPr>
+              <w:spacing w:after="0" w:line="250"/>
+            </w:pPr>
+            <w:r>
+              <w:rPr>
+                <w:sz w:val="19"/>
+                <w:szCs w:val="19"/>
+              </w:rPr>
+              <w:t xml:space="preserve">33</w:t>
+            </w:r>
+          </w:p>
+        </w:tc>
+        <w:tc>
+          <w:tcPr>
+            <w:tcW w:type="dxa" w:w="4300"/>
+            <w:tcBorders>
+              <w:top w:val="single" w:color="C9D4E0" w:sz="2"/>
+              <w:left w:val="single" w:color="C9D4E0" w:sz="2"/>
+              <w:bottom w:val="single" w:color="C9D4E0" w:sz="2"/>
+              <w:right w:val="single" w:color="C9D4E0" w:sz="2"/>
+            </w:tcBorders>
+            <w:tcMar>
+              <w:top w:type="dxa" w:w="70"/>
+              <w:left w:type="dxa" w:w="110"/>
+              <w:bottom w:type="dxa" w:w="70"/>
+              <w:right w:type="dxa" w:w="110"/>
+            </w:tcMar>
+            <w:vAlign w:val="center"/>
+          </w:tcPr>
+          <w:p>
+            <w:pPr>
+              <w:spacing w:after="0" w:line="250"/>
+            </w:pPr>
+            <w:r>
+              <w:rPr>
+                <w:sz w:val="19"/>
+                <w:szCs w:val="19"/>
+              </w:rPr>
+              <w:t xml:space="preserve">Unidade da pressão de retorno</w:t>
+            </w:r>
+          </w:p>
+        </w:tc>
+        <w:tc>
+          <w:tcPr>
+            <w:tcW w:type="dxa" w:w="3660"/>
+            <w:tcBorders>
+              <w:top w:val="single" w:color="C9D4E0" w:sz="2"/>
+              <w:left w:val="single" w:color="C9D4E0" w:sz="2"/>
+              <w:bottom w:val="single" w:color="C9D4E0" w:sz="2"/>
+              <w:right w:val="single" w:color="C9D4E0" w:sz="2"/>
+            </w:tcBorders>
+            <w:tcMar>
+              <w:top w:type="dxa" w:w="70"/>
+              <w:left w:type="dxa" w:w="110"/>
+              <w:bottom w:type="dxa" w:w="70"/>
+              <w:right w:type="dxa" w:w="110"/>
+            </w:tcMar>
+            <w:vAlign w:val="center"/>
+          </w:tcPr>
+          <w:p>
+            <w:pPr>
+              <w:spacing w:after="0" w:line="250"/>
+            </w:pPr>
+            <w:r>
+              <w:rPr>
+                <w:sz w:val="19"/>
+                <w:szCs w:val="19"/>
+              </w:rPr>
+              <w:t xml:space="preserve">Código da unidade.</w:t>
             </w:r>
           </w:p>
         </w:tc>
@@ -6555,10 +7724,10 @@
           <w:b/>
           <w:bCs/>
         </w:rPr>
-        <w:t xml:space="preserve">Comandos e bits </w:t>
-      </w:r>
-      <w:r>
-        <w:t xml:space="preserve">(LB / coils):</w:t>
+        <w:t xml:space="preserve">Comandos </w:t>
+      </w:r>
+      <w:r>
+        <w:t xml:space="preserve">(escrita de registrador único — fn06):</w:t>
       </w:r>
     </w:p>
     <w:tbl>
@@ -6574,8 +7743,9 @@
         </w:tblBorders>
       </w:tblPr>
       <w:tblGrid>
-        <w:gridCol w:w="2400"/>
-        <w:gridCol w:w="6960"/>
+        <w:gridCol w:w="2600"/>
+        <w:gridCol w:w="1600"/>
+        <w:gridCol w:w="5160"/>
       </w:tblGrid>
       <w:tr>
         <w:trPr>
@@ -6583,7 +7753,7 @@
         </w:trPr>
         <w:tc>
           <w:tcPr>
-            <w:tcW w:type="dxa" w:w="2400"/>
+            <w:tcW w:type="dxa" w:w="2600"/>
             <w:tcBorders>
               <w:top w:val="single" w:color="C9D4E0" w:sz="2"/>
               <w:left w:val="single" w:color="C9D4E0" w:sz="2"/>
@@ -6611,13 +7781,13 @@
                 <w:sz w:val="19"/>
                 <w:szCs w:val="19"/>
               </w:rPr>
-              <w:t xml:space="preserve">Faixa de coils</w:t>
-            </w:r>
-          </w:p>
-        </w:tc>
-        <w:tc>
-          <w:tcPr>
-            <w:tcW w:type="dxa" w:w="6960"/>
+              <w:t xml:space="preserve">Registrador</w:t>
+            </w:r>
+          </w:p>
+        </w:tc>
+        <w:tc>
+          <w:tcPr>
+            <w:tcW w:type="dxa" w:w="1600"/>
             <w:tcBorders>
               <w:top w:val="single" w:color="C9D4E0" w:sz="2"/>
               <w:left w:val="single" w:color="C9D4E0" w:sz="2"/>
@@ -6645,7 +7815,41 @@
                 <w:sz w:val="19"/>
                 <w:szCs w:val="19"/>
               </w:rPr>
-              <w:t xml:space="preserve">Conteúdo</w:t>
+              <w:t xml:space="preserve">Valor</w:t>
+            </w:r>
+          </w:p>
+        </w:tc>
+        <w:tc>
+          <w:tcPr>
+            <w:tcW w:type="dxa" w:w="5160"/>
+            <w:tcBorders>
+              <w:top w:val="single" w:color="C9D4E0" w:sz="2"/>
+              <w:left w:val="single" w:color="C9D4E0" w:sz="2"/>
+              <w:bottom w:val="single" w:color="C9D4E0" w:sz="2"/>
+              <w:right w:val="single" w:color="C9D4E0" w:sz="2"/>
+            </w:tcBorders>
+            <w:shd w:fill="D5E1F0" w:val="clear"/>
+            <w:tcMar>
+              <w:top w:type="dxa" w:w="70"/>
+              <w:left w:type="dxa" w:w="110"/>
+              <w:bottom w:type="dxa" w:w="70"/>
+              <w:right w:type="dxa" w:w="110"/>
+            </w:tcMar>
+            <w:vAlign w:val="center"/>
+          </w:tcPr>
+          <w:p>
+            <w:pPr>
+              <w:spacing w:after="0" w:line="250"/>
+            </w:pPr>
+            <w:r>
+              <w:rPr>
+                <w:b/>
+                <w:bCs/>
+                <w:color w:val="16324F"/>
+                <w:sz w:val="19"/>
+                <w:szCs w:val="19"/>
+              </w:rPr>
+              <w:t xml:space="preserve">Ação</w:t>
             </w:r>
           </w:p>
         </w:tc>
@@ -6653,61 +7857,91 @@
       <w:tr>
         <w:tc>
           <w:tcPr>
-            <w:tcW w:type="dxa" w:w="2400"/>
-            <w:tcBorders>
-              <w:top w:val="single" w:color="C9D4E0" w:sz="2"/>
-              <w:left w:val="single" w:color="C9D4E0" w:sz="2"/>
-              <w:bottom w:val="single" w:color="C9D4E0" w:sz="2"/>
-              <w:right w:val="single" w:color="C9D4E0" w:sz="2"/>
-            </w:tcBorders>
-            <w:tcMar>
-              <w:top w:type="dxa" w:w="70"/>
-              <w:left w:type="dxa" w:w="110"/>
-              <w:bottom w:type="dxa" w:w="70"/>
-              <w:right w:type="dxa" w:w="110"/>
-            </w:tcMar>
-            <w:vAlign w:val="center"/>
-          </w:tcPr>
-          <w:p>
-            <w:pPr>
-              <w:spacing w:after="0" w:line="250"/>
-            </w:pPr>
-            <w:r>
-              <w:rPr>
-                <w:sz w:val="19"/>
-                <w:szCs w:val="19"/>
-              </w:rPr>
-              <w:t xml:space="preserve">0–4 (escrita)</w:t>
-            </w:r>
-          </w:p>
-        </w:tc>
-        <w:tc>
-          <w:tcPr>
-            <w:tcW w:type="dxa" w:w="6960"/>
-            <w:tcBorders>
-              <w:top w:val="single" w:color="C9D4E0" w:sz="2"/>
-              <w:left w:val="single" w:color="C9D4E0" w:sz="2"/>
-              <w:bottom w:val="single" w:color="C9D4E0" w:sz="2"/>
-              <w:right w:val="single" w:color="C9D4E0" w:sz="2"/>
-            </w:tcBorders>
-            <w:tcMar>
-              <w:top w:type="dxa" w:w="70"/>
-              <w:left w:type="dxa" w:w="110"/>
-              <w:bottom w:type="dxa" w:w="70"/>
-              <w:right w:type="dxa" w:w="110"/>
-            </w:tcMar>
-            <w:vAlign w:val="center"/>
-          </w:tcPr>
-          <w:p>
-            <w:pPr>
-              <w:spacing w:after="0" w:line="250"/>
-            </w:pPr>
-            <w:r>
-              <w:rPr>
-                <w:sz w:val="19"/>
-                <w:szCs w:val="19"/>
-              </w:rPr>
-              <w:t xml:space="preserve">Comandos: start, stop, bloqueio de escape, próxima câmara, câmara anterior.</w:t>
+            <w:tcW w:type="dxa" w:w="2600"/>
+            <w:tcBorders>
+              <w:top w:val="single" w:color="C9D4E0" w:sz="2"/>
+              <w:left w:val="single" w:color="C9D4E0" w:sz="2"/>
+              <w:bottom w:val="single" w:color="C9D4E0" w:sz="2"/>
+              <w:right w:val="single" w:color="C9D4E0" w:sz="2"/>
+            </w:tcBorders>
+            <w:tcMar>
+              <w:top w:type="dxa" w:w="70"/>
+              <w:left w:type="dxa" w:w="110"/>
+              <w:bottom w:type="dxa" w:w="70"/>
+              <w:right w:type="dxa" w:w="110"/>
+            </w:tcMar>
+            <w:vAlign w:val="center"/>
+          </w:tcPr>
+          <w:p>
+            <w:pPr>
+              <w:spacing w:after="0" w:line="250"/>
+            </w:pPr>
+            <w:r>
+              <w:rPr>
+                <w:sz w:val="19"/>
+                <w:szCs w:val="19"/>
+              </w:rPr>
+              <w:t xml:space="preserve">0 (controle)</w:t>
+            </w:r>
+          </w:p>
+        </w:tc>
+        <w:tc>
+          <w:tcPr>
+            <w:tcW w:type="dxa" w:w="1600"/>
+            <w:tcBorders>
+              <w:top w:val="single" w:color="C9D4E0" w:sz="2"/>
+              <w:left w:val="single" w:color="C9D4E0" w:sz="2"/>
+              <w:bottom w:val="single" w:color="C9D4E0" w:sz="2"/>
+              <w:right w:val="single" w:color="C9D4E0" w:sz="2"/>
+            </w:tcBorders>
+            <w:tcMar>
+              <w:top w:type="dxa" w:w="70"/>
+              <w:left w:type="dxa" w:w="110"/>
+              <w:bottom w:type="dxa" w:w="70"/>
+              <w:right w:type="dxa" w:w="110"/>
+            </w:tcMar>
+            <w:vAlign w:val="center"/>
+          </w:tcPr>
+          <w:p>
+            <w:pPr>
+              <w:spacing w:after="0" w:line="250"/>
+            </w:pPr>
+            <w:r>
+              <w:rPr>
+                <w:sz w:val="19"/>
+                <w:szCs w:val="19"/>
+              </w:rPr>
+              <w:t xml:space="preserve">8</w:t>
+            </w:r>
+          </w:p>
+        </w:tc>
+        <w:tc>
+          <w:tcPr>
+            <w:tcW w:type="dxa" w:w="5160"/>
+            <w:tcBorders>
+              <w:top w:val="single" w:color="C9D4E0" w:sz="2"/>
+              <w:left w:val="single" w:color="C9D4E0" w:sz="2"/>
+              <w:bottom w:val="single" w:color="C9D4E0" w:sz="2"/>
+              <w:right w:val="single" w:color="C9D4E0" w:sz="2"/>
+            </w:tcBorders>
+            <w:tcMar>
+              <w:top w:type="dxa" w:w="70"/>
+              <w:left w:type="dxa" w:w="110"/>
+              <w:bottom w:type="dxa" w:w="70"/>
+              <w:right w:type="dxa" w:w="110"/>
+            </w:tcMar>
+            <w:vAlign w:val="center"/>
+          </w:tcPr>
+          <w:p>
+            <w:pPr>
+              <w:spacing w:after="0" w:line="250"/>
+            </w:pPr>
+            <w:r>
+              <w:rPr>
+                <w:sz w:val="19"/>
+                <w:szCs w:val="19"/>
+              </w:rPr>
+              <w:t xml:space="preserve">START — inicia o teste.</w:t>
             </w:r>
           </w:p>
         </w:tc>
@@ -6715,63 +7949,91 @@
       <w:tr>
         <w:tc>
           <w:tcPr>
-            <w:tcW w:type="dxa" w:w="2400"/>
-            <w:tcBorders>
-              <w:top w:val="single" w:color="C9D4E0" w:sz="2"/>
-              <w:left w:val="single" w:color="C9D4E0" w:sz="2"/>
-              <w:bottom w:val="single" w:color="C9D4E0" w:sz="2"/>
-              <w:right w:val="single" w:color="C9D4E0" w:sz="2"/>
-            </w:tcBorders>
-            <w:shd w:fill="EAF0F7" w:val="clear"/>
-            <w:tcMar>
-              <w:top w:type="dxa" w:w="70"/>
-              <w:left w:type="dxa" w:w="110"/>
-              <w:bottom w:type="dxa" w:w="70"/>
-              <w:right w:type="dxa" w:w="110"/>
-            </w:tcMar>
-            <w:vAlign w:val="center"/>
-          </w:tcPr>
-          <w:p>
-            <w:pPr>
-              <w:spacing w:after="0" w:line="250"/>
-            </w:pPr>
-            <w:r>
-              <w:rPr>
-                <w:sz w:val="19"/>
-                <w:szCs w:val="19"/>
-              </w:rPr>
-              <w:t xml:space="preserve">100+ (leitura)</w:t>
-            </w:r>
-          </w:p>
-        </w:tc>
-        <w:tc>
-          <w:tcPr>
-            <w:tcW w:type="dxa" w:w="6960"/>
-            <w:tcBorders>
-              <w:top w:val="single" w:color="C9D4E0" w:sz="2"/>
-              <w:left w:val="single" w:color="C9D4E0" w:sz="2"/>
-              <w:bottom w:val="single" w:color="C9D4E0" w:sz="2"/>
-              <w:right w:val="single" w:color="C9D4E0" w:sz="2"/>
-            </w:tcBorders>
-            <w:shd w:fill="EAF0F7" w:val="clear"/>
-            <w:tcMar>
-              <w:top w:type="dxa" w:w="70"/>
-              <w:left w:type="dxa" w:w="110"/>
-              <w:bottom w:type="dxa" w:w="70"/>
-              <w:right w:type="dxa" w:w="110"/>
-            </w:tcMar>
-            <w:vAlign w:val="center"/>
-          </w:tcPr>
-          <w:p>
-            <w:pPr>
-              <w:spacing w:after="0" w:line="250"/>
-            </w:pPr>
-            <w:r>
-              <w:rPr>
-                <w:sz w:val="19"/>
-                <w:szCs w:val="19"/>
-              </w:rPr>
-              <w:t xml:space="preserve">8 entradas digitais (BCD, parada, início, bloqueio...).</w:t>
+            <w:tcW w:type="dxa" w:w="2600"/>
+            <w:tcBorders>
+              <w:top w:val="single" w:color="C9D4E0" w:sz="2"/>
+              <w:left w:val="single" w:color="C9D4E0" w:sz="2"/>
+              <w:bottom w:val="single" w:color="C9D4E0" w:sz="2"/>
+              <w:right w:val="single" w:color="C9D4E0" w:sz="2"/>
+            </w:tcBorders>
+            <w:tcMar>
+              <w:top w:type="dxa" w:w="70"/>
+              <w:left w:type="dxa" w:w="110"/>
+              <w:bottom w:type="dxa" w:w="70"/>
+              <w:right w:type="dxa" w:w="110"/>
+            </w:tcMar>
+            <w:vAlign w:val="center"/>
+          </w:tcPr>
+          <w:p>
+            <w:pPr>
+              <w:spacing w:after="0" w:line="250"/>
+            </w:pPr>
+            <w:r>
+              <w:rPr>
+                <w:sz w:val="19"/>
+                <w:szCs w:val="19"/>
+              </w:rPr>
+              <w:t xml:space="preserve">0 (controle)</w:t>
+            </w:r>
+          </w:p>
+        </w:tc>
+        <w:tc>
+          <w:tcPr>
+            <w:tcW w:type="dxa" w:w="1600"/>
+            <w:tcBorders>
+              <w:top w:val="single" w:color="C9D4E0" w:sz="2"/>
+              <w:left w:val="single" w:color="C9D4E0" w:sz="2"/>
+              <w:bottom w:val="single" w:color="C9D4E0" w:sz="2"/>
+              <w:right w:val="single" w:color="C9D4E0" w:sz="2"/>
+            </w:tcBorders>
+            <w:tcMar>
+              <w:top w:type="dxa" w:w="70"/>
+              <w:left w:type="dxa" w:w="110"/>
+              <w:bottom w:type="dxa" w:w="70"/>
+              <w:right w:type="dxa" w:w="110"/>
+            </w:tcMar>
+            <w:vAlign w:val="center"/>
+          </w:tcPr>
+          <w:p>
+            <w:pPr>
+              <w:spacing w:after="0" w:line="250"/>
+            </w:pPr>
+            <w:r>
+              <w:rPr>
+                <w:sz w:val="19"/>
+                <w:szCs w:val="19"/>
+              </w:rPr>
+              <w:t xml:space="preserve">4</w:t>
+            </w:r>
+          </w:p>
+        </w:tc>
+        <w:tc>
+          <w:tcPr>
+            <w:tcW w:type="dxa" w:w="5160"/>
+            <w:tcBorders>
+              <w:top w:val="single" w:color="C9D4E0" w:sz="2"/>
+              <w:left w:val="single" w:color="C9D4E0" w:sz="2"/>
+              <w:bottom w:val="single" w:color="C9D4E0" w:sz="2"/>
+              <w:right w:val="single" w:color="C9D4E0" w:sz="2"/>
+            </w:tcBorders>
+            <w:tcMar>
+              <w:top w:type="dxa" w:w="70"/>
+              <w:left w:type="dxa" w:w="110"/>
+              <w:bottom w:type="dxa" w:w="70"/>
+              <w:right w:type="dxa" w:w="110"/>
+            </w:tcMar>
+            <w:vAlign w:val="center"/>
+          </w:tcPr>
+          <w:p>
+            <w:pPr>
+              <w:spacing w:after="0" w:line="250"/>
+            </w:pPr>
+            <w:r>
+              <w:rPr>
+                <w:sz w:val="19"/>
+                <w:szCs w:val="19"/>
+              </w:rPr>
+              <w:t xml:space="preserve">STOP — interrompe o teste.</w:t>
             </w:r>
           </w:p>
         </w:tc>
@@ -6779,195 +8041,102 @@
       <w:tr>
         <w:tc>
           <w:tcPr>
-            <w:tcW w:type="dxa" w:w="2400"/>
-            <w:tcBorders>
-              <w:top w:val="single" w:color="C9D4E0" w:sz="2"/>
-              <w:left w:val="single" w:color="C9D4E0" w:sz="2"/>
-              <w:bottom w:val="single" w:color="C9D4E0" w:sz="2"/>
-              <w:right w:val="single" w:color="C9D4E0" w:sz="2"/>
-            </w:tcBorders>
-            <w:tcMar>
-              <w:top w:type="dxa" w:w="70"/>
-              <w:left w:type="dxa" w:w="110"/>
-              <w:bottom w:type="dxa" w:w="70"/>
-              <w:right w:type="dxa" w:w="110"/>
-            </w:tcMar>
-            <w:vAlign w:val="center"/>
-          </w:tcPr>
-          <w:p>
-            <w:pPr>
-              <w:spacing w:after="0" w:line="250"/>
-            </w:pPr>
-            <w:r>
-              <w:rPr>
-                <w:sz w:val="19"/>
-                <w:szCs w:val="19"/>
-              </w:rPr>
-              <w:t xml:space="preserve">120+ (leitura)</w:t>
-            </w:r>
-          </w:p>
-        </w:tc>
-        <w:tc>
-          <w:tcPr>
-            <w:tcW w:type="dxa" w:w="6960"/>
-            <w:tcBorders>
-              <w:top w:val="single" w:color="C9D4E0" w:sz="2"/>
-              <w:left w:val="single" w:color="C9D4E0" w:sz="2"/>
-              <w:bottom w:val="single" w:color="C9D4E0" w:sz="2"/>
-              <w:right w:val="single" w:color="C9D4E0" w:sz="2"/>
-            </w:tcBorders>
-            <w:tcMar>
-              <w:top w:type="dxa" w:w="70"/>
-              <w:left w:type="dxa" w:w="110"/>
-              <w:bottom w:type="dxa" w:w="70"/>
-              <w:right w:type="dxa" w:w="110"/>
-            </w:tcMar>
-            <w:vAlign w:val="center"/>
-          </w:tcPr>
-          <w:p>
-            <w:pPr>
-              <w:spacing w:after="0" w:line="250"/>
-            </w:pPr>
-            <w:r>
-              <w:rPr>
-                <w:sz w:val="19"/>
-                <w:szCs w:val="19"/>
-              </w:rPr>
-              <w:t xml:space="preserve">8 saídas digitais (aprova, reprova, escape externo, busy...).</w:t>
-            </w:r>
-          </w:p>
-        </w:tc>
-      </w:tr>
-      <w:tr>
-        <w:tc>
-          <w:tcPr>
-            <w:tcW w:type="dxa" w:w="2400"/>
-            <w:tcBorders>
-              <w:top w:val="single" w:color="C9D4E0" w:sz="2"/>
-              <w:left w:val="single" w:color="C9D4E0" w:sz="2"/>
-              <w:bottom w:val="single" w:color="C9D4E0" w:sz="2"/>
-              <w:right w:val="single" w:color="C9D4E0" w:sz="2"/>
-            </w:tcBorders>
-            <w:shd w:fill="EAF0F7" w:val="clear"/>
-            <w:tcMar>
-              <w:top w:type="dxa" w:w="70"/>
-              <w:left w:type="dxa" w:w="110"/>
-              <w:bottom w:type="dxa" w:w="70"/>
-              <w:right w:type="dxa" w:w="110"/>
-            </w:tcMar>
-            <w:vAlign w:val="center"/>
-          </w:tcPr>
-          <w:p>
-            <w:pPr>
-              <w:spacing w:after="0" w:line="250"/>
-            </w:pPr>
-            <w:r>
-              <w:rPr>
-                <w:sz w:val="19"/>
-                <w:szCs w:val="19"/>
-              </w:rPr>
-              <w:t xml:space="preserve">140+ (leitura)</w:t>
-            </w:r>
-          </w:p>
-        </w:tc>
-        <w:tc>
-          <w:tcPr>
-            <w:tcW w:type="dxa" w:w="6960"/>
-            <w:tcBorders>
-              <w:top w:val="single" w:color="C9D4E0" w:sz="2"/>
-              <w:left w:val="single" w:color="C9D4E0" w:sz="2"/>
-              <w:bottom w:val="single" w:color="C9D4E0" w:sz="2"/>
-              <w:right w:val="single" w:color="C9D4E0" w:sz="2"/>
-            </w:tcBorders>
-            <w:shd w:fill="EAF0F7" w:val="clear"/>
-            <w:tcMar>
-              <w:top w:type="dxa" w:w="70"/>
-              <w:left w:type="dxa" w:w="110"/>
-              <w:bottom w:type="dxa" w:w="70"/>
-              <w:right w:type="dxa" w:w="110"/>
-            </w:tcMar>
-            <w:vAlign w:val="center"/>
-          </w:tcPr>
-          <w:p>
-            <w:pPr>
-              <w:spacing w:after="0" w:line="250"/>
-            </w:pPr>
-            <w:r>
-              <w:rPr>
-                <w:sz w:val="19"/>
-                <w:szCs w:val="19"/>
-              </w:rPr>
-              <w:t xml:space="preserve">10 itens de auto-check (válvulas, sensores).</w:t>
-            </w:r>
-          </w:p>
-        </w:tc>
-      </w:tr>
-      <w:tr>
-        <w:tc>
-          <w:tcPr>
-            <w:tcW w:type="dxa" w:w="2400"/>
-            <w:tcBorders>
-              <w:top w:val="single" w:color="C9D4E0" w:sz="2"/>
-              <w:left w:val="single" w:color="C9D4E0" w:sz="2"/>
-              <w:bottom w:val="single" w:color="C9D4E0" w:sz="2"/>
-              <w:right w:val="single" w:color="C9D4E0" w:sz="2"/>
-            </w:tcBorders>
-            <w:tcMar>
-              <w:top w:type="dxa" w:w="70"/>
-              <w:left w:type="dxa" w:w="110"/>
-              <w:bottom w:type="dxa" w:w="70"/>
-              <w:right w:type="dxa" w:w="110"/>
-            </w:tcMar>
-            <w:vAlign w:val="center"/>
-          </w:tcPr>
-          <w:p>
-            <w:pPr>
-              <w:spacing w:after="0" w:line="250"/>
-            </w:pPr>
-            <w:r>
-              <w:rPr>
-                <w:sz w:val="19"/>
-                <w:szCs w:val="19"/>
-              </w:rPr>
-              <w:t xml:space="preserve">160+ (leitura)</w:t>
-            </w:r>
-          </w:p>
-        </w:tc>
-        <w:tc>
-          <w:tcPr>
-            <w:tcW w:type="dxa" w:w="6960"/>
-            <w:tcBorders>
-              <w:top w:val="single" w:color="C9D4E0" w:sz="2"/>
-              <w:left w:val="single" w:color="C9D4E0" w:sz="2"/>
-              <w:bottom w:val="single" w:color="C9D4E0" w:sz="2"/>
-              <w:right w:val="single" w:color="C9D4E0" w:sz="2"/>
-            </w:tcBorders>
-            <w:tcMar>
-              <w:top w:type="dxa" w:w="70"/>
-              <w:left w:type="dxa" w:w="110"/>
-              <w:bottom w:type="dxa" w:w="70"/>
-              <w:right w:type="dxa" w:w="110"/>
-            </w:tcMar>
-            <w:vAlign w:val="center"/>
-          </w:tcPr>
-          <w:p>
-            <w:pPr>
-              <w:spacing w:after="0" w:line="250"/>
-            </w:pPr>
-            <w:r>
-              <w:rPr>
-                <w:sz w:val="19"/>
-                <w:szCs w:val="19"/>
-              </w:rPr>
-              <w:t xml:space="preserve">8 itens de diagnóstico de saída.</w:t>
+            <w:tcW w:type="dxa" w:w="2600"/>
+            <w:tcBorders>
+              <w:top w:val="single" w:color="C9D4E0" w:sz="2"/>
+              <w:left w:val="single" w:color="C9D4E0" w:sz="2"/>
+              <w:bottom w:val="single" w:color="C9D4E0" w:sz="2"/>
+              <w:right w:val="single" w:color="C9D4E0" w:sz="2"/>
+            </w:tcBorders>
+            <w:tcMar>
+              <w:top w:type="dxa" w:w="70"/>
+              <w:left w:type="dxa" w:w="110"/>
+              <w:bottom w:type="dxa" w:w="70"/>
+              <w:right w:type="dxa" w:w="110"/>
+            </w:tcMar>
+            <w:vAlign w:val="center"/>
+          </w:tcPr>
+          <w:p>
+            <w:pPr>
+              <w:spacing w:after="0" w:line="250"/>
+            </w:pPr>
+            <w:r>
+              <w:rPr>
+                <w:sz w:val="19"/>
+                <w:szCs w:val="19"/>
+              </w:rPr>
+              <w:t xml:space="preserve">2 (BCD)</w:t>
+            </w:r>
+          </w:p>
+        </w:tc>
+        <w:tc>
+          <w:tcPr>
+            <w:tcW w:type="dxa" w:w="1600"/>
+            <w:tcBorders>
+              <w:top w:val="single" w:color="C9D4E0" w:sz="2"/>
+              <w:left w:val="single" w:color="C9D4E0" w:sz="2"/>
+              <w:bottom w:val="single" w:color="C9D4E0" w:sz="2"/>
+              <w:right w:val="single" w:color="C9D4E0" w:sz="2"/>
+            </w:tcBorders>
+            <w:tcMar>
+              <w:top w:type="dxa" w:w="70"/>
+              <w:left w:type="dxa" w:w="110"/>
+              <w:bottom w:type="dxa" w:w="70"/>
+              <w:right w:type="dxa" w:w="110"/>
+            </w:tcMar>
+            <w:vAlign w:val="center"/>
+          </w:tcPr>
+          <w:p>
+            <w:pPr>
+              <w:spacing w:after="0" w:line="250"/>
+            </w:pPr>
+            <w:r>
+              <w:rPr>
+                <w:sz w:val="19"/>
+                <w:szCs w:val="19"/>
+              </w:rPr>
+              <w:t xml:space="preserve">0–15</w:t>
+            </w:r>
+          </w:p>
+        </w:tc>
+        <w:tc>
+          <w:tcPr>
+            <w:tcW w:type="dxa" w:w="5160"/>
+            <w:tcBorders>
+              <w:top w:val="single" w:color="C9D4E0" w:sz="2"/>
+              <w:left w:val="single" w:color="C9D4E0" w:sz="2"/>
+              <w:bottom w:val="single" w:color="C9D4E0" w:sz="2"/>
+              <w:right w:val="single" w:color="C9D4E0" w:sz="2"/>
+            </w:tcBorders>
+            <w:tcMar>
+              <w:top w:type="dxa" w:w="70"/>
+              <w:left w:type="dxa" w:w="110"/>
+              <w:bottom w:type="dxa" w:w="70"/>
+              <w:right w:type="dxa" w:w="110"/>
+            </w:tcMar>
+            <w:vAlign w:val="center"/>
+          </w:tcPr>
+          <w:p>
+            <w:pPr>
+              <w:spacing w:after="0" w:line="250"/>
+            </w:pPr>
+            <w:r>
+              <w:rPr>
+                <w:sz w:val="19"/>
+                <w:szCs w:val="19"/>
+              </w:rPr>
+              <w:t xml:space="preserve">Seleciona o código BCD na bancada.</w:t>
             </w:r>
           </w:p>
         </w:tc>
       </w:tr>
     </w:tbl>
     <w:p>
-      <w:r>
-        <w:br w:type="page"/>
+      <w:pPr>
+        <w:spacing w:after="140" w:line="276"/>
+      </w:pPr>
+      <w:r>
+        <w:t xml:space="preserve">Câmara e quantidade de testes por câmara são configuração local do app (persistida por máquina via StorageService); ainda não há registrador confirmado no CLP para esses parâmetros.</w:t>
       </w:r>
     </w:p>
     <w:p>
@@ -7237,7 +8406,7 @@
         <w:t xml:space="preserve">Operação: </w:t>
       </w:r>
       <w:r>
-        <w:t xml:space="preserve">navegação de câmara, barra de progresso com status/tempo, leituras grandes de pressão e vazamento, e botões START / STOP / BLOQUEIO. Layout lado a lado em telas largas, empilhado em telas estreitas.</w:t>
+        <w:t xml:space="preserve">painel de setup (seletores de BCD — enviado ao CLP —, câmara e testes por câmara), barra de progresso com status/tempo, leituras grandes de pressão e vazamento, e botões START / STOP / BLOQUEIO ESCAPE. Layout lado a lado em telas largas, empilhado em telas estreitas.</w:t>
       </w:r>
     </w:p>
     <w:p>
@@ -8688,7 +9857,7 @@
         <w:pStyle w:val="Heading2"/>
       </w:pPr>
       <w:r>
-        <w:t xml:space="preserve">8.4. Sessão TEX — comando por pulso</w:t>
+        <w:t xml:space="preserve">8.4. Sessão TEX — uma instância por IP, comandos por registrador</w:t>
       </w:r>
     </w:p>
     <w:p>
@@ -8696,129 +9865,17 @@
         <w:spacing w:after="140" w:line="276"/>
       </w:pPr>
       <w:r>
-        <w:t xml:space="preserve">Botões físicos de CLP costumam ser acionados por pulso: liga-se a coil e, logo em seguida, desliga-se. A sessão Modbus da TEX encapsula isso num helper, de modo que start/stop/próxima-câmara viram pulsos curtos, enquanto o bloqueio de escape é um estado mantido (nível).</w:t>
-      </w:r>
-    </w:p>
-    <w:tbl>
-      <w:tblPr>
-        <w:tblW w:type="dxa" w:w="9360"/>
-        <w:tblBorders>
-          <w:top w:val="single" w:color="auto" w:sz="4"/>
-          <w:left w:val="single" w:color="auto" w:sz="4"/>
-          <w:bottom w:val="single" w:color="auto" w:sz="4"/>
-          <w:right w:val="single" w:color="auto" w:sz="4"/>
-          <w:insideH w:val="single" w:color="auto" w:sz="4"/>
-          <w:insideV w:val="single" w:color="auto" w:sz="4"/>
-        </w:tblBorders>
-      </w:tblPr>
-      <w:tblGrid>
-        <w:gridCol w:w="9360"/>
-      </w:tblGrid>
-      <w:tr>
-        <w:tc>
-          <w:tcPr>
-            <w:tcW w:type="dxa" w:w="9360"/>
-            <w:tcBorders>
-              <w:top w:val="single" w:color="C9D4E0" w:sz="4"/>
-              <w:left w:val="single" w:color="00697A" w:sz="12"/>
-              <w:bottom w:val="single" w:color="C9D4E0" w:sz="4"/>
-              <w:right w:val="single" w:color="C9D4E0" w:sz="4"/>
-            </w:tcBorders>
-            <w:shd w:fill="F3F6FA" w:val="clear"/>
-            <w:tcMar>
-              <w:top w:type="dxa" w:w="120"/>
-              <w:left w:type="dxa" w:w="160"/>
-              <w:bottom w:type="dxa" w:w="120"/>
-              <w:right w:type="dxa" w:w="160"/>
-            </w:tcMar>
-          </w:tcPr>
-          <w:p>
-            <w:pPr>
-              <w:spacing w:after="0" w:line="240"/>
-            </w:pPr>
-            <w:r>
-              <w:rPr>
-                <w:rFonts w:ascii="Consolas" w:cs="Consolas" w:eastAsia="Consolas" w:hAnsi="Consolas"/>
-                <w:color w:val="1A2733"/>
-                <w:sz w:val="18"/>
-                <w:szCs w:val="18"/>
-              </w:rPr>
-              <w:t xml:space="preserve">void _pulse(int coil) {</w:t>
-            </w:r>
-          </w:p>
-          <w:p>
-            <w:pPr>
-              <w:spacing w:after="0" w:line="240"/>
-            </w:pPr>
-            <w:r>
-              <w:rPr>
-                <w:rFonts w:ascii="Consolas" w:cs="Consolas" w:eastAsia="Consolas" w:hAnsi="Consolas"/>
-                <w:color w:val="1A2733"/>
-                <w:sz w:val="18"/>
-                <w:szCs w:val="18"/>
-              </w:rPr>
-              <w:t xml:space="preserve">  _ihm.Write_LB[coil] = true;</w:t>
-            </w:r>
-          </w:p>
-          <w:p>
-            <w:pPr>
-              <w:spacing w:after="0" w:line="240"/>
-            </w:pPr>
-            <w:r>
-              <w:rPr>
-                <w:rFonts w:ascii="Consolas" w:cs="Consolas" w:eastAsia="Consolas" w:hAnsi="Consolas"/>
-                <w:color w:val="1A2733"/>
-                <w:sz w:val="18"/>
-                <w:szCs w:val="18"/>
-              </w:rPr>
-              <w:t xml:space="preserve">  Future&lt;void&gt;.delayed(const Duration(milliseconds: 120), () {</w:t>
-            </w:r>
-          </w:p>
-          <w:p>
-            <w:pPr>
-              <w:spacing w:after="0" w:line="240"/>
-            </w:pPr>
-            <w:r>
-              <w:rPr>
-                <w:rFonts w:ascii="Consolas" w:cs="Consolas" w:eastAsia="Consolas" w:hAnsi="Consolas"/>
-                <w:color w:val="1A2733"/>
-                <w:sz w:val="18"/>
-                <w:szCs w:val="18"/>
-              </w:rPr>
-              <w:t xml:space="preserve">    _ihm.Write_LB[coil] = false;</w:t>
-            </w:r>
-          </w:p>
-          <w:p>
-            <w:pPr>
-              <w:spacing w:after="0" w:line="240"/>
-            </w:pPr>
-            <w:r>
-              <w:rPr>
-                <w:rFonts w:ascii="Consolas" w:cs="Consolas" w:eastAsia="Consolas" w:hAnsi="Consolas"/>
-                <w:color w:val="1A2733"/>
-                <w:sz w:val="18"/>
-                <w:szCs w:val="18"/>
-              </w:rPr>
-              <w:t xml:space="preserve">  });</w:t>
-            </w:r>
-          </w:p>
-          <w:p>
-            <w:pPr>
-              <w:spacing w:after="0" w:line="240"/>
-            </w:pPr>
-            <w:r>
-              <w:rPr>
-                <w:rFonts w:ascii="Consolas" w:cs="Consolas" w:eastAsia="Consolas" w:hAnsi="Consolas"/>
-                <w:color w:val="1A2733"/>
-                <w:sz w:val="18"/>
-                <w:szCs w:val="18"/>
-              </w:rPr>
-              <w:t xml:space="preserve">}</w:t>
-            </w:r>
-          </w:p>
-        </w:tc>
-      </w:tr>
-    </w:tbl>
+        <w:t xml:space="preserve">Cada bancada cadastrada abre a sua própria sessão (ModbusTexDataSource.connect), dona de uma instância de TexG4 ligada ao IP daquela máquina. Não há mais singleton global: abrir duas bancadas (TEX 1, TEX 2…) significa duas conexões independentes, sem estado compartilhado — antes, o singleton impedia operar mais de uma TEX ao mesmo tempo.</w:t>
+      </w:r>
+    </w:p>
+    <w:p>
+      <w:pPr>
+        <w:spacing w:after="140" w:line="276"/>
+      </w:pPr>
+      <w:r>
+        <w:t xml:space="preserve">Os comandos do operador são escritas de registrador único (fn06) no registrador de controle (0): START grava 8 e STOP grava 4; a seleção de BCD grava o código no registrador 2. A leitura contínua (bloco de 35 registradores) é convertida em TexSnapshot e publicada via ValueNotifier, e a tela se reconstrói com ValueListenableBuilder.</w:t>
+      </w:r>
+    </w:p>
     <w:p>
       <w:pPr>
         <w:pStyle w:val="Heading2"/>
@@ -9503,7 +10560,7 @@
           <w:sz w:val="18"/>
           <w:szCs w:val="18"/>
         </w:rPr>
-        <w:t xml:space="preserve">Machine Monitor · Documentação Técnica · Versão 2.0</w:t>
+        <w:t xml:space="preserve">Machine Monitor · Documentação Técnica · Versão 2.1</w:t>
       </w:r>
     </w:p>
     <w:sectPr>
